--- a/Backend/Templates/OfferLetterTemplates.docx
+++ b/Backend/Templates/OfferLetterTemplates.docx
@@ -9,16 +9,12 @@
         <w:rPr>
           <w:rFonts w:ascii="Roboto" w:hAnsi="Roboto"/>
           <w:b/>
-          <w:sz w:val="20"/>
-          <w:szCs w:val="20"/>
-        </w:rPr>
-      </w:pPr>
-      <w:r>
-        <w:rPr>
-          <w:rFonts w:ascii="Roboto" w:hAnsi="Roboto"/>
-          <w:b/>
-          <w:sz w:val="20"/>
-          <w:szCs w:val="20"/>
+        </w:rPr>
+      </w:pPr>
+      <w:r>
+        <w:rPr>
+          <w:rFonts w:ascii="Roboto" w:hAnsi="Roboto"/>
+          <w:b/>
         </w:rPr>
         <w:t xml:space="preserve">                                                                                                                                                  </w:t>
       </w:r>
@@ -26,17 +22,13 @@
         <w:rPr>
           <w:rFonts w:ascii="Roboto" w:hAnsi="Roboto"/>
           <w:b/>
-          <w:sz w:val="20"/>
-          <w:szCs w:val="20"/>
-        </w:rPr>
-        <w:t xml:space="preserve">             </w:t>
-      </w:r>
-      <w:r>
-        <w:rPr>
-          <w:rFonts w:ascii="Roboto" w:hAnsi="Roboto"/>
-          <w:b/>
-          <w:sz w:val="20"/>
-          <w:szCs w:val="20"/>
+        </w:rPr>
+        <w:t xml:space="preserve">       </w:t>
+      </w:r>
+      <w:r>
+        <w:rPr>
+          <w:rFonts w:ascii="Roboto" w:hAnsi="Roboto"/>
+          <w:b/>
         </w:rPr>
         <w:t>Date:</w:t>
       </w:r>
@@ -45,8 +37,6 @@
           <w:rFonts w:ascii="Roboto" w:hAnsi="Roboto"/>
           <w:b/>
           <w:spacing w:val="-4"/>
-          <w:sz w:val="20"/>
-          <w:szCs w:val="20"/>
         </w:rPr>
         <w:t xml:space="preserve"> </w:t>
       </w:r>
@@ -153,8 +143,6 @@
         <w:rPr>
           <w:rFonts w:ascii="Roboto" w:hAnsi="Roboto"/>
           <w:b/>
-          <w:sz w:val="20"/>
-          <w:szCs w:val="20"/>
         </w:rPr>
       </w:pPr>
     </w:p>
@@ -165,8 +153,6 @@
         <w:rPr>
           <w:rFonts w:ascii="Roboto" w:hAnsi="Roboto"/>
           <w:b/>
-          <w:sz w:val="20"/>
-          <w:szCs w:val="20"/>
         </w:rPr>
       </w:pPr>
       <w:bookmarkStart w:id="1" w:name="CandidateName"/>
@@ -185,8 +171,6 @@
           <w:rFonts w:ascii="Roboto" w:hAnsi="Roboto"/>
           <w:b/>
           <w:spacing w:val="-2"/>
-          <w:sz w:val="20"/>
-          <w:szCs w:val="20"/>
         </w:rPr>
         <w:t>,</w:t>
       </w:r>
@@ -197,8 +181,6 @@
         <w:ind w:left="87"/>
         <w:rPr>
           <w:rFonts w:ascii="Roboto" w:hAnsi="Roboto"/>
-          <w:sz w:val="20"/>
-          <w:szCs w:val="20"/>
         </w:rPr>
       </w:pPr>
       <w:bookmarkStart w:id="2" w:name="Address"/>
@@ -215,8 +197,6 @@
         <w:rPr>
           <w:rFonts w:ascii="Roboto" w:hAnsi="Roboto"/>
           <w:spacing w:val="-4"/>
-          <w:sz w:val="20"/>
-          <w:szCs w:val="20"/>
         </w:rPr>
         <w:t>.</w:t>
       </w:r>
@@ -226,8 +206,6 @@
         <w:pStyle w:val="BodyText"/>
         <w:rPr>
           <w:rFonts w:ascii="Roboto" w:hAnsi="Roboto"/>
-          <w:sz w:val="20"/>
-          <w:szCs w:val="20"/>
         </w:rPr>
       </w:pPr>
     </w:p>
@@ -392,8 +370,6 @@
         <w:rPr>
           <w:rFonts w:ascii="Roboto" w:hAnsi="Roboto"/>
           <w:b/>
-          <w:sz w:val="20"/>
-          <w:szCs w:val="20"/>
         </w:rPr>
       </w:pPr>
     </w:p>
@@ -469,15 +445,11 @@
         <w:jc w:val="both"/>
         <w:rPr>
           <w:rFonts w:ascii="Roboto" w:hAnsi="Roboto"/>
-          <w:sz w:val="20"/>
-          <w:szCs w:val="20"/>
-        </w:rPr>
-      </w:pPr>
-      <w:r>
-        <w:rPr>
-          <w:rFonts w:ascii="Roboto" w:hAnsi="Roboto"/>
-          <w:sz w:val="20"/>
-          <w:szCs w:val="20"/>
+        </w:rPr>
+      </w:pPr>
+      <w:r>
+        <w:rPr>
+          <w:rFonts w:ascii="Roboto" w:hAnsi="Roboto"/>
         </w:rPr>
         <w:t>Following</w:t>
       </w:r>
@@ -485,16 +457,12 @@
         <w:rPr>
           <w:rFonts w:ascii="Roboto" w:hAnsi="Roboto"/>
           <w:spacing w:val="-2"/>
-          <w:sz w:val="20"/>
-          <w:szCs w:val="20"/>
-        </w:rPr>
-        <w:t xml:space="preserve"> </w:t>
-      </w:r>
-      <w:r>
-        <w:rPr>
-          <w:rFonts w:ascii="Roboto" w:hAnsi="Roboto"/>
-          <w:sz w:val="20"/>
-          <w:szCs w:val="20"/>
+        </w:rPr>
+        <w:t xml:space="preserve"> </w:t>
+      </w:r>
+      <w:r>
+        <w:rPr>
+          <w:rFonts w:ascii="Roboto" w:hAnsi="Roboto"/>
         </w:rPr>
         <w:t>upon</w:t>
       </w:r>
@@ -502,16 +470,12 @@
         <w:rPr>
           <w:rFonts w:ascii="Roboto" w:hAnsi="Roboto"/>
           <w:spacing w:val="-1"/>
-          <w:sz w:val="20"/>
-          <w:szCs w:val="20"/>
-        </w:rPr>
-        <w:t xml:space="preserve"> </w:t>
-      </w:r>
-      <w:r>
-        <w:rPr>
-          <w:rFonts w:ascii="Roboto" w:hAnsi="Roboto"/>
-          <w:sz w:val="20"/>
-          <w:szCs w:val="20"/>
+        </w:rPr>
+        <w:t xml:space="preserve"> </w:t>
+      </w:r>
+      <w:r>
+        <w:rPr>
+          <w:rFonts w:ascii="Roboto" w:hAnsi="Roboto"/>
         </w:rPr>
         <w:t>your</w:t>
       </w:r>
@@ -519,16 +483,12 @@
         <w:rPr>
           <w:rFonts w:ascii="Roboto" w:hAnsi="Roboto"/>
           <w:spacing w:val="-1"/>
-          <w:sz w:val="20"/>
-          <w:szCs w:val="20"/>
-        </w:rPr>
-        <w:t xml:space="preserve"> </w:t>
-      </w:r>
-      <w:r>
-        <w:rPr>
-          <w:rFonts w:ascii="Roboto" w:hAnsi="Roboto"/>
-          <w:sz w:val="20"/>
-          <w:szCs w:val="20"/>
+        </w:rPr>
+        <w:t xml:space="preserve"> </w:t>
+      </w:r>
+      <w:r>
+        <w:rPr>
+          <w:rFonts w:ascii="Roboto" w:hAnsi="Roboto"/>
         </w:rPr>
         <w:t>interviews</w:t>
       </w:r>
@@ -536,16 +496,12 @@
         <w:rPr>
           <w:rFonts w:ascii="Roboto" w:hAnsi="Roboto"/>
           <w:spacing w:val="-2"/>
-          <w:sz w:val="20"/>
-          <w:szCs w:val="20"/>
-        </w:rPr>
-        <w:t xml:space="preserve"> </w:t>
-      </w:r>
-      <w:r>
-        <w:rPr>
-          <w:rFonts w:ascii="Roboto" w:hAnsi="Roboto"/>
-          <w:sz w:val="20"/>
-          <w:szCs w:val="20"/>
+        </w:rPr>
+        <w:t xml:space="preserve"> </w:t>
+      </w:r>
+      <w:r>
+        <w:rPr>
+          <w:rFonts w:ascii="Roboto" w:hAnsi="Roboto"/>
         </w:rPr>
         <w:t>with us,</w:t>
       </w:r>
@@ -553,16 +509,12 @@
         <w:rPr>
           <w:rFonts w:ascii="Roboto" w:hAnsi="Roboto"/>
           <w:spacing w:val="-2"/>
-          <w:sz w:val="20"/>
-          <w:szCs w:val="20"/>
-        </w:rPr>
-        <w:t xml:space="preserve"> </w:t>
-      </w:r>
-      <w:r>
-        <w:rPr>
-          <w:rFonts w:ascii="Roboto" w:hAnsi="Roboto"/>
-          <w:sz w:val="20"/>
-          <w:szCs w:val="20"/>
+        </w:rPr>
+        <w:t xml:space="preserve"> </w:t>
+      </w:r>
+      <w:r>
+        <w:rPr>
+          <w:rFonts w:ascii="Roboto" w:hAnsi="Roboto"/>
         </w:rPr>
         <w:t>we</w:t>
       </w:r>
@@ -570,16 +522,12 @@
         <w:rPr>
           <w:rFonts w:ascii="Roboto" w:hAnsi="Roboto"/>
           <w:spacing w:val="-2"/>
-          <w:sz w:val="20"/>
-          <w:szCs w:val="20"/>
-        </w:rPr>
-        <w:t xml:space="preserve"> </w:t>
-      </w:r>
-      <w:r>
-        <w:rPr>
-          <w:rFonts w:ascii="Roboto" w:hAnsi="Roboto"/>
-          <w:sz w:val="20"/>
-          <w:szCs w:val="20"/>
+        </w:rPr>
+        <w:t xml:space="preserve"> </w:t>
+      </w:r>
+      <w:r>
+        <w:rPr>
+          <w:rFonts w:ascii="Roboto" w:hAnsi="Roboto"/>
         </w:rPr>
         <w:t>have</w:t>
       </w:r>
@@ -587,16 +535,12 @@
         <w:rPr>
           <w:rFonts w:ascii="Roboto" w:hAnsi="Roboto"/>
           <w:spacing w:val="-2"/>
-          <w:sz w:val="20"/>
-          <w:szCs w:val="20"/>
-        </w:rPr>
-        <w:t xml:space="preserve"> </w:t>
-      </w:r>
-      <w:r>
-        <w:rPr>
-          <w:rFonts w:ascii="Roboto" w:hAnsi="Roboto"/>
-          <w:sz w:val="20"/>
-          <w:szCs w:val="20"/>
+        </w:rPr>
+        <w:t xml:space="preserve"> </w:t>
+      </w:r>
+      <w:r>
+        <w:rPr>
+          <w:rFonts w:ascii="Roboto" w:hAnsi="Roboto"/>
         </w:rPr>
         <w:t>pleasure</w:t>
       </w:r>
@@ -604,16 +548,12 @@
         <w:rPr>
           <w:rFonts w:ascii="Roboto" w:hAnsi="Roboto"/>
           <w:spacing w:val="-1"/>
-          <w:sz w:val="20"/>
-          <w:szCs w:val="20"/>
-        </w:rPr>
-        <w:t xml:space="preserve"> </w:t>
-      </w:r>
-      <w:r>
-        <w:rPr>
-          <w:rFonts w:ascii="Roboto" w:hAnsi="Roboto"/>
-          <w:sz w:val="20"/>
-          <w:szCs w:val="20"/>
+        </w:rPr>
+        <w:t xml:space="preserve"> </w:t>
+      </w:r>
+      <w:r>
+        <w:rPr>
+          <w:rFonts w:ascii="Roboto" w:hAnsi="Roboto"/>
         </w:rPr>
         <w:t>in</w:t>
       </w:r>
@@ -621,16 +561,12 @@
         <w:rPr>
           <w:rFonts w:ascii="Roboto" w:hAnsi="Roboto"/>
           <w:spacing w:val="-2"/>
-          <w:sz w:val="20"/>
-          <w:szCs w:val="20"/>
-        </w:rPr>
-        <w:t xml:space="preserve"> </w:t>
-      </w:r>
-      <w:r>
-        <w:rPr>
-          <w:rFonts w:ascii="Roboto" w:hAnsi="Roboto"/>
-          <w:sz w:val="20"/>
-          <w:szCs w:val="20"/>
+        </w:rPr>
+        <w:t xml:space="preserve"> </w:t>
+      </w:r>
+      <w:r>
+        <w:rPr>
+          <w:rFonts w:ascii="Roboto" w:hAnsi="Roboto"/>
         </w:rPr>
         <w:t>offering</w:t>
       </w:r>
@@ -638,16 +574,12 @@
         <w:rPr>
           <w:rFonts w:ascii="Roboto" w:hAnsi="Roboto"/>
           <w:spacing w:val="-1"/>
-          <w:sz w:val="20"/>
-          <w:szCs w:val="20"/>
-        </w:rPr>
-        <w:t xml:space="preserve"> </w:t>
-      </w:r>
-      <w:r>
-        <w:rPr>
-          <w:rFonts w:ascii="Roboto" w:hAnsi="Roboto"/>
-          <w:sz w:val="20"/>
-          <w:szCs w:val="20"/>
+        </w:rPr>
+        <w:t xml:space="preserve"> </w:t>
+      </w:r>
+      <w:r>
+        <w:rPr>
+          <w:rFonts w:ascii="Roboto" w:hAnsi="Roboto"/>
         </w:rPr>
         <w:t>you</w:t>
       </w:r>
@@ -655,16 +587,12 @@
         <w:rPr>
           <w:rFonts w:ascii="Roboto" w:hAnsi="Roboto"/>
           <w:spacing w:val="-1"/>
-          <w:sz w:val="20"/>
-          <w:szCs w:val="20"/>
-        </w:rPr>
-        <w:t xml:space="preserve"> </w:t>
-      </w:r>
-      <w:r>
-        <w:rPr>
-          <w:rFonts w:ascii="Roboto" w:hAnsi="Roboto"/>
-          <w:sz w:val="20"/>
-          <w:szCs w:val="20"/>
+        </w:rPr>
+        <w:t xml:space="preserve"> </w:t>
+      </w:r>
+      <w:r>
+        <w:rPr>
+          <w:rFonts w:ascii="Roboto" w:hAnsi="Roboto"/>
         </w:rPr>
         <w:t>an appointment</w:t>
       </w:r>
@@ -672,16 +600,12 @@
         <w:rPr>
           <w:rFonts w:ascii="Roboto" w:hAnsi="Roboto"/>
           <w:i/>
-          <w:sz w:val="20"/>
-          <w:szCs w:val="20"/>
         </w:rPr>
         <w:t xml:space="preserve">, </w:t>
       </w:r>
       <w:r>
         <w:rPr>
           <w:rFonts w:ascii="Roboto" w:hAnsi="Roboto"/>
-          <w:sz w:val="20"/>
-          <w:szCs w:val="20"/>
         </w:rPr>
         <w:t>in</w:t>
       </w:r>
@@ -689,16 +613,12 @@
         <w:rPr>
           <w:rFonts w:ascii="Roboto" w:hAnsi="Roboto"/>
           <w:spacing w:val="-4"/>
-          <w:sz w:val="20"/>
-          <w:szCs w:val="20"/>
-        </w:rPr>
-        <w:t xml:space="preserve"> </w:t>
-      </w:r>
-      <w:r>
-        <w:rPr>
-          <w:rFonts w:ascii="Roboto" w:hAnsi="Roboto"/>
-          <w:sz w:val="20"/>
-          <w:szCs w:val="20"/>
+        </w:rPr>
+        <w:t xml:space="preserve"> </w:t>
+      </w:r>
+      <w:r>
+        <w:rPr>
+          <w:rFonts w:ascii="Roboto" w:hAnsi="Roboto"/>
         </w:rPr>
         <w:t>our organization,</w:t>
       </w:r>
@@ -706,16 +626,12 @@
         <w:rPr>
           <w:rFonts w:ascii="Roboto" w:hAnsi="Roboto"/>
           <w:spacing w:val="-3"/>
-          <w:sz w:val="20"/>
-          <w:szCs w:val="20"/>
-        </w:rPr>
-        <w:t xml:space="preserve"> </w:t>
-      </w:r>
-      <w:r>
-        <w:rPr>
-          <w:rFonts w:ascii="Roboto" w:hAnsi="Roboto"/>
-          <w:sz w:val="20"/>
-          <w:szCs w:val="20"/>
+        </w:rPr>
+        <w:t xml:space="preserve"> </w:t>
+      </w:r>
+      <w:r>
+        <w:rPr>
+          <w:rFonts w:ascii="Roboto" w:hAnsi="Roboto"/>
         </w:rPr>
         <w:t>commencing</w:t>
       </w:r>
@@ -723,16 +639,12 @@
         <w:rPr>
           <w:rFonts w:ascii="Roboto" w:hAnsi="Roboto"/>
           <w:spacing w:val="-4"/>
-          <w:sz w:val="20"/>
-          <w:szCs w:val="20"/>
-        </w:rPr>
-        <w:t xml:space="preserve"> </w:t>
-      </w:r>
-      <w:r>
-        <w:rPr>
-          <w:rFonts w:ascii="Roboto" w:hAnsi="Roboto"/>
-          <w:sz w:val="20"/>
-          <w:szCs w:val="20"/>
+        </w:rPr>
+        <w:t xml:space="preserve"> </w:t>
+      </w:r>
+      <w:r>
+        <w:rPr>
+          <w:rFonts w:ascii="Roboto" w:hAnsi="Roboto"/>
         </w:rPr>
         <w:t xml:space="preserve">on </w:t>
       </w:r>
@@ -750,8 +662,6 @@
         <w:rPr>
           <w:rFonts w:ascii="Roboto" w:hAnsi="Roboto"/>
           <w:b/>
-          <w:sz w:val="20"/>
-          <w:szCs w:val="20"/>
         </w:rPr>
         <w:t xml:space="preserve"> </w:t>
       </w:r>
@@ -759,8 +669,6 @@
       <w:r>
         <w:rPr>
           <w:rFonts w:ascii="Roboto" w:hAnsi="Roboto"/>
-          <w:sz w:val="20"/>
-          <w:szCs w:val="20"/>
         </w:rPr>
         <w:t>as</w:t>
       </w:r>
@@ -768,17 +676,13 @@
         <w:rPr>
           <w:rFonts w:ascii="Roboto" w:hAnsi="Roboto"/>
           <w:spacing w:val="-2"/>
-          <w:sz w:val="20"/>
-          <w:szCs w:val="20"/>
-        </w:rPr>
-        <w:t xml:space="preserve"> </w:t>
-      </w:r>
-      <w:r>
-        <w:rPr>
-          <w:rFonts w:ascii="Roboto" w:hAnsi="Roboto"/>
-          <w:b/>
-          <w:sz w:val="20"/>
-          <w:szCs w:val="20"/>
+        </w:rPr>
+        <w:t xml:space="preserve"> </w:t>
+      </w:r>
+      <w:r>
+        <w:rPr>
+          <w:rFonts w:ascii="Roboto" w:hAnsi="Roboto"/>
+          <w:b/>
         </w:rPr>
         <w:t>“</w:t>
       </w:r>
@@ -797,16 +701,12 @@
         <w:rPr>
           <w:rFonts w:ascii="Roboto" w:hAnsi="Roboto"/>
           <w:b/>
-          <w:sz w:val="20"/>
-          <w:szCs w:val="20"/>
         </w:rPr>
         <w:t xml:space="preserve">”, </w:t>
       </w:r>
       <w:r>
         <w:rPr>
           <w:rFonts w:ascii="Roboto" w:hAnsi="Roboto"/>
-          <w:sz w:val="20"/>
-          <w:szCs w:val="20"/>
         </w:rPr>
         <w:t>and on</w:t>
       </w:r>
@@ -814,16 +714,12 @@
         <w:rPr>
           <w:rFonts w:ascii="Roboto" w:hAnsi="Roboto"/>
           <w:spacing w:val="-1"/>
-          <w:sz w:val="20"/>
-          <w:szCs w:val="20"/>
-        </w:rPr>
-        <w:t xml:space="preserve"> </w:t>
-      </w:r>
-      <w:r>
-        <w:rPr>
-          <w:rFonts w:ascii="Roboto" w:hAnsi="Roboto"/>
-          <w:sz w:val="20"/>
-          <w:szCs w:val="20"/>
+        </w:rPr>
+        <w:t xml:space="preserve"> </w:t>
+      </w:r>
+      <w:r>
+        <w:rPr>
+          <w:rFonts w:ascii="Roboto" w:hAnsi="Roboto"/>
         </w:rPr>
         <w:t>accepting the following terms and conditions.</w:t>
       </w:r>
@@ -833,8 +729,6 @@
         <w:pStyle w:val="BodyText"/>
         <w:rPr>
           <w:rFonts w:ascii="Roboto" w:hAnsi="Roboto"/>
-          <w:sz w:val="20"/>
-          <w:szCs w:val="20"/>
         </w:rPr>
       </w:pPr>
     </w:p>
@@ -843,8 +737,6 @@
         <w:pStyle w:val="BodyText"/>
         <w:rPr>
           <w:rFonts w:ascii="Roboto" w:hAnsi="Roboto"/>
-          <w:sz w:val="20"/>
-          <w:szCs w:val="20"/>
         </w:rPr>
         <w:sectPr>
           <w:type w:val="continuous"/>
@@ -963,8 +855,6 @@
         <w:rPr>
           <w:rFonts w:ascii="Roboto" w:hAnsi="Roboto"/>
           <w:b/>
-          <w:sz w:val="20"/>
-          <w:szCs w:val="20"/>
         </w:rPr>
       </w:pPr>
     </w:p>
@@ -1071,8 +961,6 @@
         <w:rPr>
           <w:rFonts w:ascii="Roboto" w:hAnsi="Roboto"/>
           <w:b/>
-          <w:sz w:val="20"/>
-          <w:szCs w:val="20"/>
         </w:rPr>
       </w:pPr>
     </w:p>
@@ -1082,8 +970,6 @@
         <w:rPr>
           <w:rFonts w:ascii="Roboto" w:hAnsi="Roboto"/>
           <w:b/>
-          <w:sz w:val="20"/>
-          <w:szCs w:val="20"/>
         </w:rPr>
       </w:pPr>
     </w:p>
@@ -1093,8 +979,6 @@
         <w:rPr>
           <w:rFonts w:ascii="Roboto" w:hAnsi="Roboto"/>
           <w:b/>
-          <w:sz w:val="20"/>
-          <w:szCs w:val="20"/>
         </w:rPr>
       </w:pPr>
     </w:p>
@@ -1104,8 +988,6 @@
         <w:rPr>
           <w:rFonts w:ascii="Roboto" w:hAnsi="Roboto"/>
           <w:b/>
-          <w:sz w:val="20"/>
-          <w:szCs w:val="20"/>
         </w:rPr>
       </w:pPr>
     </w:p>
@@ -1115,8 +997,6 @@
         <w:rPr>
           <w:rFonts w:ascii="Roboto" w:hAnsi="Roboto"/>
           <w:b/>
-          <w:sz w:val="20"/>
-          <w:szCs w:val="20"/>
         </w:rPr>
       </w:pPr>
     </w:p>
@@ -1127,8 +1007,6 @@
         <w:rPr>
           <w:rFonts w:ascii="Roboto" w:hAnsi="Roboto"/>
           <w:b/>
-          <w:sz w:val="20"/>
-          <w:szCs w:val="20"/>
         </w:rPr>
       </w:pPr>
     </w:p>
@@ -1197,8 +1075,6 @@
         <w:rPr>
           <w:rFonts w:ascii="Roboto" w:hAnsi="Roboto"/>
           <w:b/>
-          <w:sz w:val="20"/>
-          <w:szCs w:val="20"/>
         </w:rPr>
       </w:pPr>
     </w:p>
@@ -1208,8 +1084,6 @@
         <w:rPr>
           <w:rFonts w:ascii="Roboto" w:hAnsi="Roboto"/>
           <w:b/>
-          <w:sz w:val="20"/>
-          <w:szCs w:val="20"/>
         </w:rPr>
       </w:pPr>
     </w:p>
@@ -1219,8 +1093,6 @@
         <w:rPr>
           <w:rFonts w:ascii="Roboto" w:hAnsi="Roboto"/>
           <w:b/>
-          <w:sz w:val="20"/>
-          <w:szCs w:val="20"/>
         </w:rPr>
       </w:pPr>
     </w:p>
@@ -1230,8 +1102,6 @@
         <w:rPr>
           <w:rFonts w:ascii="Roboto" w:hAnsi="Roboto"/>
           <w:b/>
-          <w:sz w:val="20"/>
-          <w:szCs w:val="20"/>
         </w:rPr>
       </w:pPr>
     </w:p>
@@ -1242,8 +1112,6 @@
         <w:rPr>
           <w:rFonts w:ascii="Roboto" w:hAnsi="Roboto"/>
           <w:b/>
-          <w:sz w:val="20"/>
-          <w:szCs w:val="20"/>
         </w:rPr>
       </w:pPr>
     </w:p>
@@ -1300,8 +1168,6 @@
       <w:r>
         <w:rPr>
           <w:rFonts w:ascii="Roboto" w:hAnsi="Roboto"/>
-          <w:sz w:val="20"/>
-          <w:szCs w:val="20"/>
         </w:rPr>
         <w:br w:type="column"/>
       </w:r>
@@ -1324,8 +1190,6 @@
         <w:rPr>
           <w:rFonts w:ascii="Roboto" w:hAnsi="Roboto"/>
           <w:b/>
-          <w:sz w:val="20"/>
-          <w:szCs w:val="20"/>
         </w:rPr>
       </w:pPr>
     </w:p>
@@ -2042,6 +1906,7 @@
           <w:szCs w:val="20"/>
         </w:rPr>
       </w:pPr>
+      <w:proofErr w:type="gramStart"/>
       <w:r>
         <w:rPr>
           <w:rFonts w:ascii="Roboto" w:hAnsi="Roboto"/>
@@ -2050,6 +1915,7 @@
         </w:rPr>
         <w:t>However</w:t>
       </w:r>
+      <w:proofErr w:type="gramEnd"/>
       <w:r>
         <w:rPr>
           <w:rFonts w:ascii="Roboto" w:hAnsi="Roboto"/>
@@ -2910,7 +2776,25 @@
           <w:sz w:val="20"/>
           <w:szCs w:val="20"/>
         </w:rPr>
-        <w:t>(i)</w:t>
+        <w:t>(</w:t>
+      </w:r>
+      <w:proofErr w:type="spellStart"/>
+      <w:r>
+        <w:rPr>
+          <w:rFonts w:ascii="Roboto" w:hAnsi="Roboto"/>
+          <w:sz w:val="20"/>
+          <w:szCs w:val="20"/>
+        </w:rPr>
+        <w:t>i</w:t>
+      </w:r>
+      <w:proofErr w:type="spellEnd"/>
+      <w:r>
+        <w:rPr>
+          <w:rFonts w:ascii="Roboto" w:hAnsi="Roboto"/>
+          <w:sz w:val="20"/>
+          <w:szCs w:val="20"/>
+        </w:rPr>
+        <w:t>)</w:t>
       </w:r>
       <w:r>
         <w:rPr>
@@ -3211,8 +3095,6 @@
         <w:pStyle w:val="BodyText"/>
         <w:rPr>
           <w:rFonts w:ascii="Roboto" w:hAnsi="Roboto"/>
-          <w:sz w:val="20"/>
-          <w:szCs w:val="20"/>
         </w:rPr>
         <w:sectPr>
           <w:type w:val="continuous"/>
@@ -3241,8 +3123,6 @@
           <w:rFonts w:ascii="Roboto" w:hAnsi="Roboto"/>
           <w:b/>
           <w:noProof/>
-          <w:sz w:val="20"/>
-          <w:szCs w:val="20"/>
         </w:rPr>
         <w:lastRenderedPageBreak/>
         <w:drawing>
@@ -3294,8 +3174,6 @@
           <w:rFonts w:ascii="Roboto" w:hAnsi="Roboto"/>
           <w:b/>
           <w:spacing w:val="-2"/>
-          <w:sz w:val="20"/>
-          <w:szCs w:val="20"/>
         </w:rPr>
         <w:t>Leaves</w:t>
       </w:r>
@@ -3306,8 +3184,6 @@
         <w:rPr>
           <w:rFonts w:ascii="Roboto" w:hAnsi="Roboto"/>
           <w:b/>
-          <w:sz w:val="20"/>
-          <w:szCs w:val="20"/>
         </w:rPr>
       </w:pPr>
     </w:p>
@@ -3317,8 +3193,6 @@
         <w:rPr>
           <w:rFonts w:ascii="Roboto" w:hAnsi="Roboto"/>
           <w:b/>
-          <w:sz w:val="20"/>
-          <w:szCs w:val="20"/>
         </w:rPr>
       </w:pPr>
     </w:p>
@@ -3328,8 +3202,6 @@
         <w:rPr>
           <w:rFonts w:ascii="Roboto" w:hAnsi="Roboto"/>
           <w:b/>
-          <w:sz w:val="20"/>
-          <w:szCs w:val="20"/>
         </w:rPr>
       </w:pPr>
     </w:p>
@@ -3339,8 +3211,6 @@
         <w:rPr>
           <w:rFonts w:ascii="Roboto" w:hAnsi="Roboto"/>
           <w:b/>
-          <w:sz w:val="20"/>
-          <w:szCs w:val="20"/>
         </w:rPr>
       </w:pPr>
     </w:p>
@@ -3350,8 +3220,6 @@
         <w:rPr>
           <w:rFonts w:ascii="Roboto" w:hAnsi="Roboto"/>
           <w:b/>
-          <w:sz w:val="20"/>
-          <w:szCs w:val="20"/>
         </w:rPr>
       </w:pPr>
     </w:p>
@@ -3361,8 +3229,6 @@
         <w:rPr>
           <w:rFonts w:ascii="Roboto" w:hAnsi="Roboto"/>
           <w:b/>
-          <w:sz w:val="20"/>
-          <w:szCs w:val="20"/>
         </w:rPr>
       </w:pPr>
     </w:p>
@@ -3372,8 +3238,6 @@
         <w:rPr>
           <w:rFonts w:ascii="Roboto" w:hAnsi="Roboto"/>
           <w:b/>
-          <w:sz w:val="20"/>
-          <w:szCs w:val="20"/>
         </w:rPr>
       </w:pPr>
     </w:p>
@@ -3383,8 +3247,6 @@
         <w:rPr>
           <w:rFonts w:ascii="Roboto" w:hAnsi="Roboto"/>
           <w:b/>
-          <w:sz w:val="20"/>
-          <w:szCs w:val="20"/>
         </w:rPr>
       </w:pPr>
     </w:p>
@@ -3394,8 +3256,6 @@
         <w:rPr>
           <w:rFonts w:ascii="Roboto" w:hAnsi="Roboto"/>
           <w:b/>
-          <w:sz w:val="20"/>
-          <w:szCs w:val="20"/>
         </w:rPr>
       </w:pPr>
     </w:p>
@@ -3405,8 +3265,6 @@
         <w:rPr>
           <w:rFonts w:ascii="Roboto" w:hAnsi="Roboto"/>
           <w:b/>
-          <w:sz w:val="20"/>
-          <w:szCs w:val="20"/>
         </w:rPr>
       </w:pPr>
     </w:p>
@@ -3416,8 +3274,6 @@
         <w:rPr>
           <w:rFonts w:ascii="Roboto" w:hAnsi="Roboto"/>
           <w:b/>
-          <w:sz w:val="20"/>
-          <w:szCs w:val="20"/>
         </w:rPr>
       </w:pPr>
     </w:p>
@@ -3428,8 +3284,6 @@
         <w:rPr>
           <w:rFonts w:ascii="Roboto" w:hAnsi="Roboto"/>
           <w:b/>
-          <w:sz w:val="20"/>
-          <w:szCs w:val="20"/>
         </w:rPr>
       </w:pPr>
     </w:p>
@@ -3508,8 +3362,6 @@
         <w:rPr>
           <w:rFonts w:ascii="Roboto" w:hAnsi="Roboto"/>
           <w:b/>
-          <w:sz w:val="20"/>
-          <w:szCs w:val="20"/>
         </w:rPr>
       </w:pPr>
     </w:p>
@@ -3519,8 +3371,6 @@
         <w:rPr>
           <w:rFonts w:ascii="Roboto" w:hAnsi="Roboto"/>
           <w:b/>
-          <w:sz w:val="20"/>
-          <w:szCs w:val="20"/>
         </w:rPr>
       </w:pPr>
     </w:p>
@@ -3530,8 +3380,6 @@
         <w:rPr>
           <w:rFonts w:ascii="Roboto" w:hAnsi="Roboto"/>
           <w:b/>
-          <w:sz w:val="20"/>
-          <w:szCs w:val="20"/>
         </w:rPr>
       </w:pPr>
     </w:p>
@@ -3541,8 +3389,6 @@
         <w:rPr>
           <w:rFonts w:ascii="Roboto" w:hAnsi="Roboto"/>
           <w:b/>
-          <w:sz w:val="20"/>
-          <w:szCs w:val="20"/>
         </w:rPr>
       </w:pPr>
     </w:p>
@@ -3552,8 +3398,6 @@
         <w:rPr>
           <w:rFonts w:ascii="Roboto" w:hAnsi="Roboto"/>
           <w:b/>
-          <w:sz w:val="20"/>
-          <w:szCs w:val="20"/>
         </w:rPr>
       </w:pPr>
     </w:p>
@@ -3563,8 +3407,6 @@
         <w:rPr>
           <w:rFonts w:ascii="Roboto" w:hAnsi="Roboto"/>
           <w:b/>
-          <w:sz w:val="20"/>
-          <w:szCs w:val="20"/>
         </w:rPr>
       </w:pPr>
     </w:p>
@@ -3574,8 +3416,6 @@
         <w:rPr>
           <w:rFonts w:ascii="Roboto" w:hAnsi="Roboto"/>
           <w:b/>
-          <w:sz w:val="20"/>
-          <w:szCs w:val="20"/>
         </w:rPr>
       </w:pPr>
     </w:p>
@@ -3585,8 +3425,6 @@
         <w:rPr>
           <w:rFonts w:ascii="Roboto" w:hAnsi="Roboto"/>
           <w:b/>
-          <w:sz w:val="20"/>
-          <w:szCs w:val="20"/>
         </w:rPr>
       </w:pPr>
     </w:p>
@@ -3596,8 +3434,6 @@
         <w:rPr>
           <w:rFonts w:ascii="Roboto" w:hAnsi="Roboto"/>
           <w:b/>
-          <w:sz w:val="20"/>
-          <w:szCs w:val="20"/>
         </w:rPr>
       </w:pPr>
     </w:p>
@@ -3607,8 +3443,6 @@
         <w:rPr>
           <w:rFonts w:ascii="Roboto" w:hAnsi="Roboto"/>
           <w:b/>
-          <w:sz w:val="20"/>
-          <w:szCs w:val="20"/>
         </w:rPr>
       </w:pPr>
     </w:p>
@@ -3618,8 +3452,6 @@
         <w:rPr>
           <w:rFonts w:ascii="Roboto" w:hAnsi="Roboto"/>
           <w:b/>
-          <w:sz w:val="20"/>
-          <w:szCs w:val="20"/>
         </w:rPr>
       </w:pPr>
     </w:p>
@@ -3629,8 +3461,6 @@
         <w:rPr>
           <w:rFonts w:ascii="Roboto" w:hAnsi="Roboto"/>
           <w:b/>
-          <w:sz w:val="20"/>
-          <w:szCs w:val="20"/>
         </w:rPr>
       </w:pPr>
     </w:p>
@@ -3640,8 +3470,6 @@
         <w:rPr>
           <w:rFonts w:ascii="Roboto" w:hAnsi="Roboto"/>
           <w:b/>
-          <w:sz w:val="20"/>
-          <w:szCs w:val="20"/>
         </w:rPr>
       </w:pPr>
     </w:p>
@@ -3651,8 +3479,6 @@
         <w:rPr>
           <w:rFonts w:ascii="Roboto" w:hAnsi="Roboto"/>
           <w:b/>
-          <w:sz w:val="20"/>
-          <w:szCs w:val="20"/>
         </w:rPr>
       </w:pPr>
     </w:p>
@@ -3663,8 +3489,6 @@
         <w:rPr>
           <w:rFonts w:ascii="Roboto" w:hAnsi="Roboto"/>
           <w:b/>
-          <w:sz w:val="20"/>
-          <w:szCs w:val="20"/>
         </w:rPr>
       </w:pPr>
     </w:p>
@@ -3703,8 +3527,6 @@
       <w:r>
         <w:rPr>
           <w:rFonts w:ascii="Roboto" w:hAnsi="Roboto"/>
-          <w:sz w:val="20"/>
-          <w:szCs w:val="20"/>
         </w:rPr>
         <w:br w:type="column"/>
       </w:r>
@@ -6391,6 +6213,7 @@
         </w:rPr>
         <w:t xml:space="preserve"> </w:t>
       </w:r>
+      <w:proofErr w:type="gramStart"/>
       <w:r>
         <w:rPr>
           <w:rFonts w:ascii="Roboto" w:hAnsi="Roboto"/>
@@ -6416,6 +6239,7 @@
         </w:rPr>
         <w:t>month</w:t>
       </w:r>
+      <w:proofErr w:type="gramEnd"/>
       <w:r>
         <w:rPr>
           <w:rFonts w:ascii="Roboto" w:hAnsi="Roboto"/>
@@ -6998,6 +6822,8 @@
         </w:rPr>
         <w:t xml:space="preserve"> </w:t>
       </w:r>
+      <w:proofErr w:type="spellStart"/>
+      <w:proofErr w:type="gramStart"/>
       <w:r>
         <w:rPr>
           <w:rFonts w:ascii="Roboto" w:hAnsi="Roboto"/>
@@ -7017,6 +6843,8 @@
         </w:rPr>
         <w:t>XXXX</w:t>
       </w:r>
+      <w:proofErr w:type="spellEnd"/>
+      <w:proofErr w:type="gramEnd"/>
       <w:r>
         <w:rPr>
           <w:rFonts w:ascii="Roboto" w:hAnsi="Roboto"/>
@@ -7169,6 +6997,8 @@
         </w:rPr>
         <w:t xml:space="preserve"> </w:t>
       </w:r>
+      <w:proofErr w:type="spellStart"/>
+      <w:proofErr w:type="gramStart"/>
       <w:r>
         <w:rPr>
           <w:rFonts w:ascii="Roboto" w:hAnsi="Roboto"/>
@@ -7189,6 +7019,8 @@
         <w:t>XXXX</w:t>
       </w:r>
       <w:bookmarkEnd w:id="7"/>
+      <w:proofErr w:type="spellEnd"/>
+      <w:proofErr w:type="gramEnd"/>
       <w:r>
         <w:rPr>
           <w:rFonts w:ascii="Roboto" w:hAnsi="Roboto"/>
@@ -9910,8 +9742,6 @@
         <w:rPr>
           <w:rFonts w:ascii="Roboto" w:hAnsi="Roboto"/>
           <w:b/>
-          <w:sz w:val="20"/>
-          <w:szCs w:val="20"/>
         </w:rPr>
       </w:pPr>
       <w:r>
@@ -9919,8 +9749,6 @@
           <w:rFonts w:ascii="Roboto" w:hAnsi="Roboto"/>
           <w:b/>
           <w:noProof/>
-          <w:sz w:val="20"/>
-          <w:szCs w:val="20"/>
         </w:rPr>
         <w:drawing>
           <wp:anchor distT="0" distB="0" distL="0" distR="0" simplePos="0" relativeHeight="487388672" behindDoc="1" locked="0" layoutInCell="1" allowOverlap="1" wp14:anchorId="746C420F" wp14:editId="54FD8B50">
@@ -9970,8 +9798,6 @@
         <w:rPr>
           <w:rFonts w:ascii="Roboto" w:hAnsi="Roboto"/>
           <w:b/>
-          <w:sz w:val="20"/>
-          <w:szCs w:val="20"/>
         </w:rPr>
         <w:t xml:space="preserve">                                                                                            </w:t>
       </w:r>
@@ -9983,16 +9809,12 @@
         <w:rPr>
           <w:rFonts w:ascii="Roboto" w:hAnsi="Roboto"/>
           <w:b/>
-          <w:sz w:val="20"/>
-          <w:szCs w:val="20"/>
-        </w:rPr>
-      </w:pPr>
-      <w:r>
-        <w:rPr>
-          <w:rFonts w:ascii="Roboto" w:hAnsi="Roboto"/>
-          <w:b/>
-          <w:sz w:val="20"/>
-          <w:szCs w:val="20"/>
+        </w:rPr>
+      </w:pPr>
+      <w:r>
+        <w:rPr>
+          <w:rFonts w:ascii="Roboto" w:hAnsi="Roboto"/>
+          <w:b/>
         </w:rPr>
         <w:t xml:space="preserve">                                                          </w:t>
       </w:r>
@@ -10004,8 +9826,6 @@
         <w:rPr>
           <w:rFonts w:ascii="Roboto" w:hAnsi="Roboto"/>
           <w:b/>
-          <w:sz w:val="20"/>
-          <w:szCs w:val="20"/>
         </w:rPr>
       </w:pPr>
     </w:p>
@@ -10017,18 +9837,14 @@
         <w:rPr>
           <w:rFonts w:ascii="Roboto" w:hAnsi="Roboto"/>
           <w:b/>
-          <w:sz w:val="20"/>
-          <w:szCs w:val="20"/>
-        </w:rPr>
-      </w:pPr>
-    </w:p>
-    <w:p>
-      <w:pPr>
-        <w:rPr>
-          <w:rFonts w:ascii="Roboto" w:hAnsi="Roboto"/>
-          <w:b/>
-          <w:sz w:val="20"/>
-          <w:szCs w:val="20"/>
+        </w:rPr>
+      </w:pPr>
+    </w:p>
+    <w:p>
+      <w:pPr>
+        <w:rPr>
+          <w:rFonts w:ascii="Roboto" w:hAnsi="Roboto"/>
+          <w:b/>
         </w:rPr>
         <w:sectPr>
           <w:type w:val="continuous"/>
@@ -10148,6 +9964,7 @@
         </w:rPr>
         <w:t xml:space="preserve"> </w:t>
       </w:r>
+      <w:proofErr w:type="gramStart"/>
       <w:r>
         <w:rPr>
           <w:rFonts w:ascii="Roboto" w:hAnsi="Roboto"/>
@@ -10158,6 +9975,7 @@
         </w:rPr>
         <w:t>BENEFITS</w:t>
       </w:r>
+      <w:proofErr w:type="gramEnd"/>
       <w:r>
         <w:rPr>
           <w:rFonts w:ascii="Roboto" w:hAnsi="Roboto"/>
@@ -10187,8 +10005,6 @@
         <w:rPr>
           <w:rFonts w:ascii="Roboto" w:hAnsi="Roboto"/>
           <w:b/>
-          <w:sz w:val="20"/>
-          <w:szCs w:val="20"/>
         </w:rPr>
       </w:pPr>
     </w:p>
@@ -10199,8 +10015,6 @@
         <w:rPr>
           <w:rFonts w:ascii="Roboto" w:hAnsi="Roboto"/>
           <w:b/>
-          <w:sz w:val="20"/>
-          <w:szCs w:val="20"/>
         </w:rPr>
       </w:pPr>
     </w:p>
@@ -10247,16 +10061,12 @@
               <w:rPr>
                 <w:rFonts w:ascii="Roboto" w:hAnsi="Roboto"/>
                 <w:b/>
-                <w:sz w:val="20"/>
-                <w:szCs w:val="20"/>
               </w:rPr>
             </w:pPr>
             <w:r>
               <w:rPr>
                 <w:rFonts w:ascii="Roboto" w:hAnsi="Roboto"/>
                 <w:b/>
-                <w:sz w:val="20"/>
-                <w:szCs w:val="20"/>
               </w:rPr>
               <w:t>S.</w:t>
             </w:r>
@@ -10265,8 +10075,6 @@
                 <w:rFonts w:ascii="Roboto" w:hAnsi="Roboto"/>
                 <w:b/>
                 <w:spacing w:val="-1"/>
-                <w:sz w:val="20"/>
-                <w:szCs w:val="20"/>
               </w:rPr>
               <w:t xml:space="preserve"> </w:t>
             </w:r>
@@ -10275,8 +10083,6 @@
                 <w:rFonts w:ascii="Roboto" w:hAnsi="Roboto"/>
                 <w:b/>
                 <w:spacing w:val="-5"/>
-                <w:sz w:val="20"/>
-                <w:szCs w:val="20"/>
               </w:rPr>
               <w:t>No.</w:t>
             </w:r>
@@ -10295,8 +10101,6 @@
               <w:rPr>
                 <w:rFonts w:ascii="Roboto" w:hAnsi="Roboto"/>
                 <w:b/>
-                <w:sz w:val="20"/>
-                <w:szCs w:val="20"/>
               </w:rPr>
             </w:pPr>
             <w:r>
@@ -10304,8 +10108,6 @@
                 <w:rFonts w:ascii="Roboto" w:hAnsi="Roboto"/>
                 <w:b/>
                 <w:spacing w:val="-2"/>
-                <w:sz w:val="20"/>
-                <w:szCs w:val="20"/>
               </w:rPr>
               <w:t>Particulars</w:t>
             </w:r>
@@ -10324,8 +10126,6 @@
               <w:rPr>
                 <w:rFonts w:ascii="Roboto" w:hAnsi="Roboto"/>
                 <w:b/>
-                <w:sz w:val="20"/>
-                <w:szCs w:val="20"/>
               </w:rPr>
             </w:pPr>
             <w:r>
@@ -10333,8 +10133,6 @@
                 <w:rFonts w:ascii="Roboto" w:hAnsi="Roboto"/>
                 <w:b/>
                 <w:spacing w:val="-2"/>
-                <w:sz w:val="20"/>
-                <w:szCs w:val="20"/>
               </w:rPr>
               <w:t>Monthly</w:t>
             </w:r>
@@ -10353,8 +10151,6 @@
               <w:rPr>
                 <w:rFonts w:ascii="Roboto" w:hAnsi="Roboto"/>
                 <w:b/>
-                <w:sz w:val="20"/>
-                <w:szCs w:val="20"/>
               </w:rPr>
             </w:pPr>
             <w:r>
@@ -10362,8 +10158,6 @@
                 <w:rFonts w:ascii="Roboto" w:hAnsi="Roboto"/>
                 <w:b/>
                 <w:spacing w:val="-2"/>
-                <w:sz w:val="20"/>
-                <w:szCs w:val="20"/>
               </w:rPr>
               <w:t>Yearly</w:t>
             </w:r>
@@ -10384,16 +10178,12 @@
               <w:ind w:left="12" w:right="4"/>
               <w:rPr>
                 <w:rFonts w:ascii="Roboto" w:hAnsi="Roboto"/>
-                <w:sz w:val="20"/>
-                <w:szCs w:val="20"/>
               </w:rPr>
             </w:pPr>
             <w:r>
               <w:rPr>
                 <w:rFonts w:ascii="Roboto" w:hAnsi="Roboto"/>
                 <w:spacing w:val="-10"/>
-                <w:sz w:val="20"/>
-                <w:szCs w:val="20"/>
               </w:rPr>
               <w:t>A</w:t>
             </w:r>
@@ -10410,16 +10200,12 @@
               <w:jc w:val="left"/>
               <w:rPr>
                 <w:rFonts w:ascii="Roboto" w:hAnsi="Roboto"/>
-                <w:sz w:val="20"/>
-                <w:szCs w:val="20"/>
               </w:rPr>
             </w:pPr>
             <w:r>
               <w:rPr>
                 <w:rFonts w:ascii="Roboto" w:hAnsi="Roboto"/>
                 <w:spacing w:val="-2"/>
-                <w:sz w:val="20"/>
-                <w:szCs w:val="20"/>
               </w:rPr>
               <w:t>Basic</w:t>
             </w:r>
@@ -10436,8 +10222,6 @@
               <w:jc w:val="right"/>
               <w:rPr>
                 <w:rFonts w:ascii="Roboto" w:hAnsi="Roboto"/>
-                <w:sz w:val="20"/>
-                <w:szCs w:val="20"/>
               </w:rPr>
             </w:pPr>
             <w:bookmarkStart w:id="8" w:name="Basic"/>
@@ -10446,8 +10230,6 @@
               <w:rPr>
                 <w:rFonts w:ascii="Roboto" w:hAnsi="Roboto"/>
                 <w:spacing w:val="-2"/>
-                <w:sz w:val="20"/>
-                <w:szCs w:val="20"/>
               </w:rPr>
               <w:t>00</w:t>
             </w:r>
@@ -10466,8 +10248,6 @@
               <w:jc w:val="right"/>
               <w:rPr>
                 <w:rFonts w:ascii="Roboto" w:hAnsi="Roboto"/>
-                <w:sz w:val="20"/>
-                <w:szCs w:val="20"/>
               </w:rPr>
             </w:pPr>
             <w:bookmarkStart w:id="10" w:name="BasicYearly"/>
@@ -10475,8 +10255,6 @@
               <w:rPr>
                 <w:rFonts w:ascii="Roboto" w:hAnsi="Roboto"/>
                 <w:spacing w:val="-2"/>
-                <w:sz w:val="20"/>
-                <w:szCs w:val="20"/>
               </w:rPr>
               <w:t>00</w:t>
             </w:r>
@@ -10499,8 +10277,6 @@
               <w:jc w:val="left"/>
               <w:rPr>
                 <w:rFonts w:ascii="Roboto" w:hAnsi="Roboto"/>
-                <w:sz w:val="20"/>
-                <w:szCs w:val="20"/>
               </w:rPr>
             </w:pPr>
           </w:p>
@@ -10516,16 +10292,12 @@
               <w:jc w:val="left"/>
               <w:rPr>
                 <w:rFonts w:ascii="Roboto" w:hAnsi="Roboto"/>
-                <w:sz w:val="20"/>
-                <w:szCs w:val="20"/>
               </w:rPr>
             </w:pPr>
             <w:r>
               <w:rPr>
                 <w:rFonts w:ascii="Roboto" w:hAnsi="Roboto"/>
                 <w:spacing w:val="-5"/>
-                <w:sz w:val="20"/>
-                <w:szCs w:val="20"/>
               </w:rPr>
               <w:t>HRA</w:t>
             </w:r>
@@ -10542,8 +10314,6 @@
               <w:jc w:val="right"/>
               <w:rPr>
                 <w:rFonts w:ascii="Roboto" w:hAnsi="Roboto"/>
-                <w:sz w:val="20"/>
-                <w:szCs w:val="20"/>
               </w:rPr>
             </w:pPr>
             <w:bookmarkStart w:id="11" w:name="HRA"/>
@@ -10551,8 +10321,6 @@
               <w:rPr>
                 <w:rFonts w:ascii="Roboto" w:hAnsi="Roboto"/>
                 <w:spacing w:val="-2"/>
-                <w:sz w:val="20"/>
-                <w:szCs w:val="20"/>
               </w:rPr>
               <w:t>00</w:t>
             </w:r>
@@ -10570,8 +10338,6 @@
               <w:jc w:val="right"/>
               <w:rPr>
                 <w:rFonts w:ascii="Roboto" w:hAnsi="Roboto"/>
-                <w:sz w:val="20"/>
-                <w:szCs w:val="20"/>
               </w:rPr>
             </w:pPr>
             <w:bookmarkStart w:id="12" w:name="HRAYearly"/>
@@ -10579,8 +10345,6 @@
               <w:rPr>
                 <w:rFonts w:ascii="Roboto" w:hAnsi="Roboto"/>
                 <w:spacing w:val="-2"/>
-                <w:sz w:val="20"/>
-                <w:szCs w:val="20"/>
               </w:rPr>
               <w:t>00</w:t>
             </w:r>
@@ -10603,8 +10367,6 @@
               <w:jc w:val="left"/>
               <w:rPr>
                 <w:rFonts w:ascii="Roboto" w:hAnsi="Roboto"/>
-                <w:sz w:val="20"/>
-                <w:szCs w:val="20"/>
               </w:rPr>
             </w:pPr>
           </w:p>
@@ -10621,16 +10383,12 @@
               <w:jc w:val="left"/>
               <w:rPr>
                 <w:rFonts w:ascii="Roboto" w:hAnsi="Roboto"/>
-                <w:sz w:val="20"/>
-                <w:szCs w:val="20"/>
               </w:rPr>
             </w:pPr>
             <w:r>
               <w:rPr>
                 <w:rFonts w:ascii="Roboto" w:hAnsi="Roboto"/>
                 <w:spacing w:val="-2"/>
-                <w:sz w:val="20"/>
-                <w:szCs w:val="20"/>
               </w:rPr>
               <w:t>Conveyance</w:t>
             </w:r>
@@ -10648,8 +10406,6 @@
               <w:jc w:val="right"/>
               <w:rPr>
                 <w:rFonts w:ascii="Roboto" w:hAnsi="Roboto"/>
-                <w:sz w:val="20"/>
-                <w:szCs w:val="20"/>
               </w:rPr>
             </w:pPr>
             <w:bookmarkStart w:id="13" w:name="Conveyance"/>
@@ -10657,8 +10413,6 @@
               <w:rPr>
                 <w:rFonts w:ascii="Roboto" w:hAnsi="Roboto"/>
                 <w:spacing w:val="-2"/>
-                <w:sz w:val="20"/>
-                <w:szCs w:val="20"/>
               </w:rPr>
               <w:t>00</w:t>
             </w:r>
@@ -10677,8 +10431,6 @@
               <w:jc w:val="right"/>
               <w:rPr>
                 <w:rFonts w:ascii="Roboto" w:hAnsi="Roboto"/>
-                <w:sz w:val="20"/>
-                <w:szCs w:val="20"/>
               </w:rPr>
             </w:pPr>
             <w:bookmarkStart w:id="14" w:name="ConveyanceYearly"/>
@@ -10686,8 +10438,6 @@
               <w:rPr>
                 <w:rFonts w:ascii="Roboto" w:hAnsi="Roboto"/>
                 <w:spacing w:val="-2"/>
-                <w:sz w:val="20"/>
-                <w:szCs w:val="20"/>
               </w:rPr>
               <w:t>00</w:t>
             </w:r>
@@ -10710,8 +10460,6 @@
               <w:jc w:val="left"/>
               <w:rPr>
                 <w:rFonts w:ascii="Roboto" w:hAnsi="Roboto"/>
-                <w:sz w:val="20"/>
-                <w:szCs w:val="20"/>
               </w:rPr>
             </w:pPr>
           </w:p>
@@ -10727,15 +10475,11 @@
               <w:jc w:val="left"/>
               <w:rPr>
                 <w:rFonts w:ascii="Roboto" w:hAnsi="Roboto"/>
-                <w:sz w:val="20"/>
-                <w:szCs w:val="20"/>
               </w:rPr>
             </w:pPr>
             <w:r>
               <w:rPr>
                 <w:rFonts w:ascii="Roboto" w:hAnsi="Roboto"/>
-                <w:sz w:val="20"/>
-                <w:szCs w:val="20"/>
               </w:rPr>
               <w:t>Medical</w:t>
             </w:r>
@@ -10743,8 +10487,6 @@
               <w:rPr>
                 <w:rFonts w:ascii="Roboto" w:hAnsi="Roboto"/>
                 <w:spacing w:val="-3"/>
-                <w:sz w:val="20"/>
-                <w:szCs w:val="20"/>
               </w:rPr>
               <w:t xml:space="preserve"> </w:t>
             </w:r>
@@ -10752,8 +10494,6 @@
               <w:rPr>
                 <w:rFonts w:ascii="Roboto" w:hAnsi="Roboto"/>
                 <w:spacing w:val="-2"/>
-                <w:sz w:val="20"/>
-                <w:szCs w:val="20"/>
               </w:rPr>
               <w:t>Allowance</w:t>
             </w:r>
@@ -10770,8 +10510,6 @@
               <w:jc w:val="right"/>
               <w:rPr>
                 <w:rFonts w:ascii="Roboto" w:hAnsi="Roboto"/>
-                <w:sz w:val="20"/>
-                <w:szCs w:val="20"/>
               </w:rPr>
             </w:pPr>
             <w:bookmarkStart w:id="15" w:name="MedicalAllowance"/>
@@ -10779,8 +10517,6 @@
               <w:rPr>
                 <w:rFonts w:ascii="Roboto" w:hAnsi="Roboto"/>
                 <w:spacing w:val="-2"/>
-                <w:sz w:val="20"/>
-                <w:szCs w:val="20"/>
               </w:rPr>
               <w:t>00</w:t>
             </w:r>
@@ -10798,8 +10534,6 @@
               <w:jc w:val="right"/>
               <w:rPr>
                 <w:rFonts w:ascii="Roboto" w:hAnsi="Roboto"/>
-                <w:sz w:val="20"/>
-                <w:szCs w:val="20"/>
               </w:rPr>
             </w:pPr>
             <w:bookmarkStart w:id="16" w:name="MedicalAllowanceYearly"/>
@@ -10807,8 +10541,6 @@
               <w:rPr>
                 <w:rFonts w:ascii="Roboto" w:hAnsi="Roboto"/>
                 <w:spacing w:val="-2"/>
-                <w:sz w:val="20"/>
-                <w:szCs w:val="20"/>
               </w:rPr>
               <w:t>00</w:t>
             </w:r>
@@ -10831,8 +10563,6 @@
               <w:jc w:val="left"/>
               <w:rPr>
                 <w:rFonts w:ascii="Roboto" w:hAnsi="Roboto"/>
-                <w:sz w:val="20"/>
-                <w:szCs w:val="20"/>
               </w:rPr>
             </w:pPr>
           </w:p>
@@ -10848,15 +10578,11 @@
               <w:jc w:val="left"/>
               <w:rPr>
                 <w:rFonts w:ascii="Roboto" w:hAnsi="Roboto"/>
-                <w:sz w:val="20"/>
-                <w:szCs w:val="20"/>
               </w:rPr>
             </w:pPr>
             <w:r>
               <w:rPr>
                 <w:rFonts w:ascii="Roboto" w:hAnsi="Roboto"/>
-                <w:sz w:val="20"/>
-                <w:szCs w:val="20"/>
               </w:rPr>
               <w:t>Oth.</w:t>
             </w:r>
@@ -10864,8 +10590,6 @@
               <w:rPr>
                 <w:rFonts w:ascii="Roboto" w:hAnsi="Roboto"/>
                 <w:spacing w:val="-1"/>
-                <w:sz w:val="20"/>
-                <w:szCs w:val="20"/>
               </w:rPr>
               <w:t xml:space="preserve"> </w:t>
             </w:r>
@@ -10873,8 +10597,6 @@
               <w:rPr>
                 <w:rFonts w:ascii="Roboto" w:hAnsi="Roboto"/>
                 <w:spacing w:val="-2"/>
-                <w:sz w:val="20"/>
-                <w:szCs w:val="20"/>
               </w:rPr>
               <w:t>Allowances</w:t>
             </w:r>
@@ -10891,8 +10613,6 @@
               <w:jc w:val="right"/>
               <w:rPr>
                 <w:rFonts w:ascii="Roboto" w:hAnsi="Roboto"/>
-                <w:sz w:val="20"/>
-                <w:szCs w:val="20"/>
               </w:rPr>
             </w:pPr>
             <w:bookmarkStart w:id="17" w:name="OtherAllowance"/>
@@ -10900,8 +10620,6 @@
               <w:rPr>
                 <w:rFonts w:ascii="Roboto" w:hAnsi="Roboto"/>
                 <w:spacing w:val="-2"/>
-                <w:sz w:val="20"/>
-                <w:szCs w:val="20"/>
               </w:rPr>
               <w:t>00</w:t>
             </w:r>
@@ -10919,8 +10637,6 @@
               <w:jc w:val="right"/>
               <w:rPr>
                 <w:rFonts w:ascii="Roboto" w:hAnsi="Roboto"/>
-                <w:sz w:val="20"/>
-                <w:szCs w:val="20"/>
               </w:rPr>
             </w:pPr>
             <w:bookmarkStart w:id="18" w:name="OtherAllowanceYearly"/>
@@ -10928,8 +10644,6 @@
               <w:rPr>
                 <w:rFonts w:ascii="Roboto" w:hAnsi="Roboto"/>
                 <w:spacing w:val="-2"/>
-                <w:sz w:val="20"/>
-                <w:szCs w:val="20"/>
               </w:rPr>
               <w:t>00</w:t>
             </w:r>
@@ -10953,8 +10667,6 @@
               <w:jc w:val="left"/>
               <w:rPr>
                 <w:rFonts w:ascii="Roboto" w:hAnsi="Roboto"/>
-                <w:sz w:val="20"/>
-                <w:szCs w:val="20"/>
               </w:rPr>
             </w:pPr>
           </w:p>
@@ -10972,8 +10684,6 @@
               <w:rPr>
                 <w:rFonts w:ascii="Roboto" w:hAnsi="Roboto"/>
                 <w:b/>
-                <w:sz w:val="20"/>
-                <w:szCs w:val="20"/>
               </w:rPr>
             </w:pPr>
             <w:r>
@@ -10981,8 +10691,6 @@
                 <w:rFonts w:ascii="Roboto" w:hAnsi="Roboto"/>
                 <w:b/>
                 <w:spacing w:val="-2"/>
-                <w:sz w:val="20"/>
-                <w:szCs w:val="20"/>
               </w:rPr>
               <w:t>Gross</w:t>
             </w:r>
@@ -11002,8 +10710,6 @@
               <w:rPr>
                 <w:rFonts w:ascii="Roboto" w:hAnsi="Roboto"/>
                 <w:b/>
-                <w:sz w:val="20"/>
-                <w:szCs w:val="20"/>
               </w:rPr>
             </w:pPr>
             <w:bookmarkStart w:id="19" w:name="Gross"/>
@@ -11012,8 +10718,6 @@
                 <w:rFonts w:ascii="Roboto" w:hAnsi="Roboto"/>
                 <w:b/>
                 <w:spacing w:val="-2"/>
-                <w:sz w:val="20"/>
-                <w:szCs w:val="20"/>
               </w:rPr>
               <w:t>00</w:t>
             </w:r>
@@ -11034,8 +10738,6 @@
               <w:rPr>
                 <w:rFonts w:ascii="Roboto" w:hAnsi="Roboto"/>
                 <w:b/>
-                <w:sz w:val="20"/>
-                <w:szCs w:val="20"/>
               </w:rPr>
             </w:pPr>
             <w:bookmarkStart w:id="20" w:name="GrossYearly"/>
@@ -11044,8 +10746,6 @@
                 <w:rFonts w:ascii="Roboto" w:hAnsi="Roboto"/>
                 <w:b/>
                 <w:spacing w:val="-2"/>
-                <w:sz w:val="20"/>
-                <w:szCs w:val="20"/>
               </w:rPr>
               <w:t>00</w:t>
             </w:r>
@@ -11068,16 +10768,12 @@
               <w:ind w:left="12" w:right="2"/>
               <w:rPr>
                 <w:rFonts w:ascii="Roboto" w:hAnsi="Roboto"/>
-                <w:sz w:val="20"/>
-                <w:szCs w:val="20"/>
               </w:rPr>
             </w:pPr>
             <w:r>
               <w:rPr>
                 <w:rFonts w:ascii="Roboto" w:hAnsi="Roboto"/>
                 <w:spacing w:val="-10"/>
-                <w:sz w:val="20"/>
-                <w:szCs w:val="20"/>
               </w:rPr>
               <w:t>B</w:t>
             </w:r>
@@ -11095,8 +10791,6 @@
               <w:rPr>
                 <w:rFonts w:ascii="Roboto" w:hAnsi="Roboto"/>
                 <w:b/>
-                <w:sz w:val="20"/>
-                <w:szCs w:val="20"/>
               </w:rPr>
             </w:pPr>
             <w:r>
@@ -11104,8 +10798,6 @@
                 <w:rFonts w:ascii="Roboto" w:hAnsi="Roboto"/>
                 <w:b/>
                 <w:spacing w:val="-2"/>
-                <w:sz w:val="20"/>
-                <w:szCs w:val="20"/>
               </w:rPr>
               <w:t>Gross</w:t>
             </w:r>
@@ -11124,8 +10816,6 @@
               <w:rPr>
                 <w:rFonts w:ascii="Roboto" w:hAnsi="Roboto"/>
                 <w:b/>
-                <w:sz w:val="20"/>
-                <w:szCs w:val="20"/>
               </w:rPr>
             </w:pPr>
             <w:bookmarkStart w:id="21" w:name="Gross1"/>
@@ -11134,8 +10824,6 @@
                 <w:rFonts w:ascii="Roboto" w:hAnsi="Roboto"/>
                 <w:b/>
                 <w:spacing w:val="-2"/>
-                <w:sz w:val="20"/>
-                <w:szCs w:val="20"/>
               </w:rPr>
               <w:t>00</w:t>
             </w:r>
@@ -11155,8 +10843,6 @@
               <w:rPr>
                 <w:rFonts w:ascii="Roboto" w:hAnsi="Roboto"/>
                 <w:b/>
-                <w:sz w:val="20"/>
-                <w:szCs w:val="20"/>
               </w:rPr>
             </w:pPr>
             <w:bookmarkStart w:id="22" w:name="GrossYearly1"/>
@@ -11165,8 +10851,6 @@
                 <w:rFonts w:ascii="Roboto" w:hAnsi="Roboto"/>
                 <w:b/>
                 <w:spacing w:val="-2"/>
-                <w:sz w:val="20"/>
-                <w:szCs w:val="20"/>
               </w:rPr>
               <w:t>00</w:t>
             </w:r>
@@ -11188,16 +10872,12 @@
               <w:ind w:left="12" w:right="4"/>
               <w:rPr>
                 <w:rFonts w:ascii="Roboto" w:hAnsi="Roboto"/>
-                <w:sz w:val="20"/>
-                <w:szCs w:val="20"/>
               </w:rPr>
             </w:pPr>
             <w:r>
               <w:rPr>
                 <w:rFonts w:ascii="Roboto" w:hAnsi="Roboto"/>
                 <w:spacing w:val="-10"/>
-                <w:sz w:val="20"/>
-                <w:szCs w:val="20"/>
               </w:rPr>
               <w:t>C</w:t>
             </w:r>
@@ -11214,8 +10894,6 @@
               <w:rPr>
                 <w:rFonts w:ascii="Roboto" w:hAnsi="Roboto"/>
                 <w:b/>
-                <w:sz w:val="20"/>
-                <w:szCs w:val="20"/>
               </w:rPr>
             </w:pPr>
             <w:r>
@@ -11223,8 +10901,6 @@
                 <w:rFonts w:ascii="Roboto" w:hAnsi="Roboto"/>
                 <w:b/>
                 <w:spacing w:val="-2"/>
-                <w:sz w:val="20"/>
-                <w:szCs w:val="20"/>
               </w:rPr>
               <w:t>Deductions</w:t>
             </w:r>
@@ -11241,8 +10917,6 @@
               <w:jc w:val="right"/>
               <w:rPr>
                 <w:rFonts w:ascii="Roboto" w:hAnsi="Roboto"/>
-                <w:sz w:val="20"/>
-                <w:szCs w:val="20"/>
               </w:rPr>
             </w:pPr>
           </w:p>
@@ -11258,8 +10932,6 @@
               <w:jc w:val="right"/>
               <w:rPr>
                 <w:rFonts w:ascii="Roboto" w:hAnsi="Roboto"/>
-                <w:sz w:val="20"/>
-                <w:szCs w:val="20"/>
               </w:rPr>
             </w:pPr>
           </w:p>
@@ -11280,8 +10952,6 @@
               <w:jc w:val="left"/>
               <w:rPr>
                 <w:rFonts w:ascii="Roboto" w:hAnsi="Roboto"/>
-                <w:sz w:val="20"/>
-                <w:szCs w:val="20"/>
               </w:rPr>
             </w:pPr>
           </w:p>
@@ -11298,15 +10968,11 @@
               <w:jc w:val="left"/>
               <w:rPr>
                 <w:rFonts w:ascii="Roboto" w:hAnsi="Roboto"/>
-                <w:sz w:val="20"/>
-                <w:szCs w:val="20"/>
               </w:rPr>
             </w:pPr>
             <w:r>
               <w:rPr>
                 <w:rFonts w:ascii="Roboto" w:hAnsi="Roboto"/>
-                <w:sz w:val="20"/>
-                <w:szCs w:val="20"/>
               </w:rPr>
               <w:t>Professional</w:t>
             </w:r>
@@ -11314,8 +10980,6 @@
               <w:rPr>
                 <w:rFonts w:ascii="Roboto" w:hAnsi="Roboto"/>
                 <w:spacing w:val="-7"/>
-                <w:sz w:val="20"/>
-                <w:szCs w:val="20"/>
               </w:rPr>
               <w:t xml:space="preserve"> </w:t>
             </w:r>
@@ -11323,8 +10987,6 @@
               <w:rPr>
                 <w:rFonts w:ascii="Roboto" w:hAnsi="Roboto"/>
                 <w:spacing w:val="-5"/>
-                <w:sz w:val="20"/>
-                <w:szCs w:val="20"/>
               </w:rPr>
               <w:t>Tax</w:t>
             </w:r>
@@ -11342,8 +11004,6 @@
               <w:jc w:val="right"/>
               <w:rPr>
                 <w:rFonts w:ascii="Roboto" w:hAnsi="Roboto"/>
-                <w:sz w:val="20"/>
-                <w:szCs w:val="20"/>
               </w:rPr>
             </w:pPr>
             <w:bookmarkStart w:id="23" w:name="ProfessionalTax"/>
@@ -11351,8 +11011,6 @@
               <w:rPr>
                 <w:rFonts w:ascii="Roboto" w:hAnsi="Roboto"/>
                 <w:spacing w:val="-2"/>
-                <w:sz w:val="20"/>
-                <w:szCs w:val="20"/>
               </w:rPr>
               <w:t>00</w:t>
             </w:r>
@@ -11371,8 +11029,6 @@
               <w:jc w:val="right"/>
               <w:rPr>
                 <w:rFonts w:ascii="Roboto" w:hAnsi="Roboto"/>
-                <w:sz w:val="20"/>
-                <w:szCs w:val="20"/>
               </w:rPr>
             </w:pPr>
             <w:bookmarkStart w:id="24" w:name="ProfessionalTaxYearly"/>
@@ -11380,8 +11036,6 @@
               <w:rPr>
                 <w:rFonts w:ascii="Roboto" w:hAnsi="Roboto"/>
                 <w:spacing w:val="-2"/>
-                <w:sz w:val="20"/>
-                <w:szCs w:val="20"/>
               </w:rPr>
               <w:t>00</w:t>
             </w:r>
@@ -11404,8 +11058,6 @@
               <w:jc w:val="left"/>
               <w:rPr>
                 <w:rFonts w:ascii="Roboto" w:hAnsi="Roboto"/>
-                <w:sz w:val="20"/>
-                <w:szCs w:val="20"/>
               </w:rPr>
             </w:pPr>
           </w:p>
@@ -11421,15 +11073,11 @@
               <w:jc w:val="left"/>
               <w:rPr>
                 <w:rFonts w:ascii="Roboto" w:hAnsi="Roboto"/>
-                <w:sz w:val="20"/>
-                <w:szCs w:val="20"/>
               </w:rPr>
             </w:pPr>
             <w:r>
               <w:rPr>
                 <w:rFonts w:ascii="Roboto" w:hAnsi="Roboto"/>
-                <w:sz w:val="20"/>
-                <w:szCs w:val="20"/>
               </w:rPr>
               <w:t>Provident</w:t>
             </w:r>
@@ -11437,8 +11085,6 @@
               <w:rPr>
                 <w:rFonts w:ascii="Roboto" w:hAnsi="Roboto"/>
                 <w:spacing w:val="-9"/>
-                <w:sz w:val="20"/>
-                <w:szCs w:val="20"/>
               </w:rPr>
               <w:t xml:space="preserve"> </w:t>
             </w:r>
@@ -11446,8 +11092,6 @@
               <w:rPr>
                 <w:rFonts w:ascii="Roboto" w:hAnsi="Roboto"/>
                 <w:spacing w:val="-4"/>
-                <w:sz w:val="20"/>
-                <w:szCs w:val="20"/>
               </w:rPr>
               <w:t>Fund</w:t>
             </w:r>
@@ -11464,8 +11108,6 @@
               <w:jc w:val="right"/>
               <w:rPr>
                 <w:rFonts w:ascii="Roboto" w:hAnsi="Roboto"/>
-                <w:sz w:val="20"/>
-                <w:szCs w:val="20"/>
               </w:rPr>
             </w:pPr>
             <w:bookmarkStart w:id="25" w:name="ProvidentFund"/>
@@ -11473,8 +11115,6 @@
               <w:rPr>
                 <w:rFonts w:ascii="Roboto" w:hAnsi="Roboto"/>
                 <w:spacing w:val="-2"/>
-                <w:sz w:val="20"/>
-                <w:szCs w:val="20"/>
               </w:rPr>
               <w:t>00</w:t>
             </w:r>
@@ -11492,8 +11132,6 @@
               <w:jc w:val="right"/>
               <w:rPr>
                 <w:rFonts w:ascii="Roboto" w:hAnsi="Roboto"/>
-                <w:sz w:val="20"/>
-                <w:szCs w:val="20"/>
               </w:rPr>
             </w:pPr>
             <w:bookmarkStart w:id="26" w:name="ProvidentFundYearly"/>
@@ -11501,8 +11139,6 @@
               <w:rPr>
                 <w:rFonts w:ascii="Roboto" w:hAnsi="Roboto"/>
                 <w:spacing w:val="-2"/>
-                <w:sz w:val="20"/>
-                <w:szCs w:val="20"/>
               </w:rPr>
               <w:t>00</w:t>
             </w:r>
@@ -11525,8 +11161,6 @@
               <w:jc w:val="left"/>
               <w:rPr>
                 <w:rFonts w:ascii="Roboto" w:hAnsi="Roboto"/>
-                <w:sz w:val="20"/>
-                <w:szCs w:val="20"/>
               </w:rPr>
             </w:pPr>
           </w:p>
@@ -11542,16 +11176,12 @@
               <w:jc w:val="left"/>
               <w:rPr>
                 <w:rFonts w:ascii="Roboto" w:hAnsi="Roboto"/>
-                <w:sz w:val="20"/>
-                <w:szCs w:val="20"/>
               </w:rPr>
             </w:pPr>
             <w:r>
               <w:rPr>
                 <w:rFonts w:ascii="Roboto" w:hAnsi="Roboto"/>
                 <w:spacing w:val="-5"/>
-                <w:sz w:val="20"/>
-                <w:szCs w:val="20"/>
               </w:rPr>
               <w:t>ESI</w:t>
             </w:r>
@@ -11568,16 +11198,12 @@
               <w:jc w:val="right"/>
               <w:rPr>
                 <w:rFonts w:ascii="Roboto" w:hAnsi="Roboto"/>
-                <w:sz w:val="20"/>
-                <w:szCs w:val="20"/>
               </w:rPr>
             </w:pPr>
             <w:r>
               <w:rPr>
                 <w:rFonts w:ascii="Roboto" w:hAnsi="Roboto"/>
                 <w:spacing w:val="-4"/>
-                <w:sz w:val="20"/>
-                <w:szCs w:val="20"/>
               </w:rPr>
               <w:t>0.00</w:t>
             </w:r>
@@ -11594,16 +11220,12 @@
               <w:jc w:val="right"/>
               <w:rPr>
                 <w:rFonts w:ascii="Roboto" w:hAnsi="Roboto"/>
-                <w:sz w:val="20"/>
-                <w:szCs w:val="20"/>
               </w:rPr>
             </w:pPr>
             <w:r>
               <w:rPr>
                 <w:rFonts w:ascii="Roboto" w:hAnsi="Roboto"/>
                 <w:spacing w:val="-4"/>
-                <w:sz w:val="20"/>
-                <w:szCs w:val="20"/>
               </w:rPr>
               <w:t>0.00</w:t>
             </w:r>
@@ -11626,16 +11248,12 @@
               <w:ind w:left="12"/>
               <w:rPr>
                 <w:rFonts w:ascii="Roboto" w:hAnsi="Roboto"/>
-                <w:sz w:val="20"/>
-                <w:szCs w:val="20"/>
               </w:rPr>
             </w:pPr>
             <w:r>
               <w:rPr>
                 <w:rFonts w:ascii="Roboto" w:hAnsi="Roboto"/>
                 <w:spacing w:val="-10"/>
-                <w:sz w:val="20"/>
-                <w:szCs w:val="20"/>
               </w:rPr>
               <w:t>D</w:t>
             </w:r>
@@ -11654,16 +11272,12 @@
               <w:rPr>
                 <w:rFonts w:ascii="Roboto" w:hAnsi="Roboto"/>
                 <w:b/>
-                <w:sz w:val="20"/>
-                <w:szCs w:val="20"/>
               </w:rPr>
             </w:pPr>
             <w:r>
               <w:rPr>
                 <w:rFonts w:ascii="Roboto" w:hAnsi="Roboto"/>
                 <w:b/>
-                <w:sz w:val="20"/>
-                <w:szCs w:val="20"/>
               </w:rPr>
               <w:t>Net</w:t>
             </w:r>
@@ -11672,8 +11286,6 @@
                 <w:rFonts w:ascii="Roboto" w:hAnsi="Roboto"/>
                 <w:b/>
                 <w:spacing w:val="-4"/>
-                <w:sz w:val="20"/>
-                <w:szCs w:val="20"/>
               </w:rPr>
               <w:t xml:space="preserve"> </w:t>
             </w:r>
@@ -11681,8 +11293,6 @@
               <w:rPr>
                 <w:rFonts w:ascii="Roboto" w:hAnsi="Roboto"/>
                 <w:b/>
-                <w:sz w:val="20"/>
-                <w:szCs w:val="20"/>
               </w:rPr>
               <w:t>Take</w:t>
             </w:r>
@@ -11691,8 +11301,6 @@
                 <w:rFonts w:ascii="Roboto" w:hAnsi="Roboto"/>
                 <w:b/>
                 <w:spacing w:val="-4"/>
-                <w:sz w:val="20"/>
-                <w:szCs w:val="20"/>
               </w:rPr>
               <w:t xml:space="preserve"> Home</w:t>
             </w:r>
@@ -11712,8 +11320,6 @@
               <w:rPr>
                 <w:rFonts w:ascii="Roboto" w:hAnsi="Roboto"/>
                 <w:b/>
-                <w:sz w:val="20"/>
-                <w:szCs w:val="20"/>
               </w:rPr>
             </w:pPr>
             <w:bookmarkStart w:id="27" w:name="NetTakeHome"/>
@@ -11722,8 +11328,6 @@
                 <w:rFonts w:ascii="Roboto" w:hAnsi="Roboto"/>
                 <w:b/>
                 <w:spacing w:val="-2"/>
-                <w:sz w:val="20"/>
-                <w:szCs w:val="20"/>
               </w:rPr>
               <w:t>00</w:t>
             </w:r>
@@ -11744,8 +11348,6 @@
               <w:rPr>
                 <w:rFonts w:ascii="Roboto" w:hAnsi="Roboto"/>
                 <w:b/>
-                <w:sz w:val="20"/>
-                <w:szCs w:val="20"/>
               </w:rPr>
             </w:pPr>
             <w:bookmarkStart w:id="28" w:name="NetTakeHomeYearly"/>
@@ -11754,8 +11356,6 @@
                 <w:rFonts w:ascii="Roboto" w:hAnsi="Roboto"/>
                 <w:b/>
                 <w:spacing w:val="-2"/>
-                <w:sz w:val="20"/>
-                <w:szCs w:val="20"/>
               </w:rPr>
               <w:t>00</w:t>
             </w:r>
@@ -11777,16 +11377,12 @@
               <w:ind w:left="12" w:right="5"/>
               <w:rPr>
                 <w:rFonts w:ascii="Roboto" w:hAnsi="Roboto"/>
-                <w:sz w:val="20"/>
-                <w:szCs w:val="20"/>
               </w:rPr>
             </w:pPr>
             <w:r>
               <w:rPr>
                 <w:rFonts w:ascii="Roboto" w:hAnsi="Roboto"/>
                 <w:spacing w:val="-10"/>
-                <w:sz w:val="20"/>
-                <w:szCs w:val="20"/>
               </w:rPr>
               <w:t>E</w:t>
             </w:r>
@@ -11804,16 +11400,12 @@
               <w:rPr>
                 <w:rFonts w:ascii="Roboto" w:hAnsi="Roboto"/>
                 <w:b/>
-                <w:sz w:val="20"/>
-                <w:szCs w:val="20"/>
               </w:rPr>
             </w:pPr>
             <w:r>
               <w:rPr>
                 <w:rFonts w:ascii="Roboto" w:hAnsi="Roboto"/>
                 <w:b/>
-                <w:sz w:val="20"/>
-                <w:szCs w:val="20"/>
               </w:rPr>
               <w:t>Company's</w:t>
             </w:r>
@@ -11822,8 +11414,6 @@
                 <w:rFonts w:ascii="Roboto" w:hAnsi="Roboto"/>
                 <w:b/>
                 <w:spacing w:val="-7"/>
-                <w:sz w:val="20"/>
-                <w:szCs w:val="20"/>
               </w:rPr>
               <w:t xml:space="preserve"> </w:t>
             </w:r>
@@ -11832,8 +11422,6 @@
                 <w:rFonts w:ascii="Roboto" w:hAnsi="Roboto"/>
                 <w:b/>
                 <w:spacing w:val="-2"/>
-                <w:sz w:val="20"/>
-                <w:szCs w:val="20"/>
               </w:rPr>
               <w:t>Contribution</w:t>
             </w:r>
@@ -11850,8 +11438,6 @@
               <w:jc w:val="right"/>
               <w:rPr>
                 <w:rFonts w:ascii="Roboto" w:hAnsi="Roboto"/>
-                <w:sz w:val="20"/>
-                <w:szCs w:val="20"/>
               </w:rPr>
             </w:pPr>
           </w:p>
@@ -11867,8 +11453,6 @@
               <w:jc w:val="right"/>
               <w:rPr>
                 <w:rFonts w:ascii="Roboto" w:hAnsi="Roboto"/>
-                <w:sz w:val="20"/>
-                <w:szCs w:val="20"/>
               </w:rPr>
             </w:pPr>
           </w:p>
@@ -11889,8 +11473,6 @@
               <w:jc w:val="left"/>
               <w:rPr>
                 <w:rFonts w:ascii="Roboto" w:hAnsi="Roboto"/>
-                <w:sz w:val="20"/>
-                <w:szCs w:val="20"/>
               </w:rPr>
             </w:pPr>
           </w:p>
@@ -11906,15 +11488,11 @@
               <w:jc w:val="left"/>
               <w:rPr>
                 <w:rFonts w:ascii="Roboto" w:hAnsi="Roboto"/>
-                <w:sz w:val="20"/>
-                <w:szCs w:val="20"/>
               </w:rPr>
             </w:pPr>
             <w:r>
               <w:rPr>
                 <w:rFonts w:ascii="Roboto" w:hAnsi="Roboto"/>
-                <w:sz w:val="20"/>
-                <w:szCs w:val="20"/>
               </w:rPr>
               <w:t>Provident</w:t>
             </w:r>
@@ -11922,8 +11500,6 @@
               <w:rPr>
                 <w:rFonts w:ascii="Roboto" w:hAnsi="Roboto"/>
                 <w:spacing w:val="-9"/>
-                <w:sz w:val="20"/>
-                <w:szCs w:val="20"/>
               </w:rPr>
               <w:t xml:space="preserve"> </w:t>
             </w:r>
@@ -11931,8 +11507,6 @@
               <w:rPr>
                 <w:rFonts w:ascii="Roboto" w:hAnsi="Roboto"/>
                 <w:spacing w:val="-4"/>
-                <w:sz w:val="20"/>
-                <w:szCs w:val="20"/>
               </w:rPr>
               <w:t>Fund</w:t>
             </w:r>
@@ -11949,8 +11523,6 @@
               <w:jc w:val="right"/>
               <w:rPr>
                 <w:rFonts w:ascii="Roboto" w:hAnsi="Roboto"/>
-                <w:sz w:val="20"/>
-                <w:szCs w:val="20"/>
               </w:rPr>
             </w:pPr>
             <w:bookmarkStart w:id="29" w:name="ProvidentFund1"/>
@@ -11958,8 +11530,6 @@
               <w:rPr>
                 <w:rFonts w:ascii="Roboto" w:hAnsi="Roboto"/>
                 <w:spacing w:val="-2"/>
-                <w:sz w:val="20"/>
-                <w:szCs w:val="20"/>
               </w:rPr>
               <w:t>00</w:t>
             </w:r>
@@ -11977,8 +11547,6 @@
               <w:jc w:val="right"/>
               <w:rPr>
                 <w:rFonts w:ascii="Roboto" w:hAnsi="Roboto"/>
-                <w:sz w:val="20"/>
-                <w:szCs w:val="20"/>
               </w:rPr>
             </w:pPr>
             <w:bookmarkStart w:id="30" w:name="ProvidentFund1Yearly"/>
@@ -11986,8 +11554,6 @@
               <w:rPr>
                 <w:rFonts w:ascii="Roboto" w:hAnsi="Roboto"/>
                 <w:spacing w:val="-2"/>
-                <w:sz w:val="20"/>
-                <w:szCs w:val="20"/>
               </w:rPr>
               <w:t>00</w:t>
             </w:r>
@@ -12010,8 +11576,6 @@
               <w:jc w:val="left"/>
               <w:rPr>
                 <w:rFonts w:ascii="Roboto" w:hAnsi="Roboto"/>
-                <w:sz w:val="20"/>
-                <w:szCs w:val="20"/>
               </w:rPr>
             </w:pPr>
           </w:p>
@@ -12028,16 +11592,12 @@
               <w:jc w:val="left"/>
               <w:rPr>
                 <w:rFonts w:ascii="Roboto" w:hAnsi="Roboto"/>
-                <w:sz w:val="20"/>
-                <w:szCs w:val="20"/>
               </w:rPr>
             </w:pPr>
             <w:r>
               <w:rPr>
                 <w:rFonts w:ascii="Roboto" w:hAnsi="Roboto"/>
                 <w:spacing w:val="-5"/>
-                <w:sz w:val="20"/>
-                <w:szCs w:val="20"/>
               </w:rPr>
               <w:t>Variable Pay</w:t>
             </w:r>
@@ -12055,16 +11615,12 @@
               <w:jc w:val="right"/>
               <w:rPr>
                 <w:rFonts w:ascii="Roboto" w:hAnsi="Roboto"/>
-                <w:sz w:val="20"/>
-                <w:szCs w:val="20"/>
               </w:rPr>
             </w:pPr>
             <w:r>
               <w:rPr>
                 <w:rFonts w:ascii="Roboto" w:hAnsi="Roboto"/>
                 <w:spacing w:val="-4"/>
-                <w:sz w:val="20"/>
-                <w:szCs w:val="20"/>
               </w:rPr>
               <w:t>0.00</w:t>
             </w:r>
@@ -12082,16 +11638,12 @@
               <w:jc w:val="right"/>
               <w:rPr>
                 <w:rFonts w:ascii="Roboto" w:hAnsi="Roboto"/>
-                <w:sz w:val="20"/>
-                <w:szCs w:val="20"/>
               </w:rPr>
             </w:pPr>
             <w:r>
               <w:rPr>
                 <w:rFonts w:ascii="Roboto" w:hAnsi="Roboto"/>
                 <w:spacing w:val="-4"/>
-                <w:sz w:val="20"/>
-                <w:szCs w:val="20"/>
               </w:rPr>
               <w:t>0.00</w:t>
             </w:r>
@@ -12113,8 +11665,6 @@
               <w:jc w:val="left"/>
               <w:rPr>
                 <w:rFonts w:ascii="Roboto" w:hAnsi="Roboto"/>
-                <w:sz w:val="20"/>
-                <w:szCs w:val="20"/>
               </w:rPr>
             </w:pPr>
           </w:p>
@@ -12130,8 +11680,6 @@
               <w:jc w:val="left"/>
               <w:rPr>
                 <w:rFonts w:ascii="Roboto" w:hAnsi="Roboto"/>
-                <w:sz w:val="20"/>
-                <w:szCs w:val="20"/>
               </w:rPr>
             </w:pPr>
           </w:p>
@@ -12147,8 +11695,6 @@
               <w:jc w:val="right"/>
               <w:rPr>
                 <w:rFonts w:ascii="Roboto" w:hAnsi="Roboto"/>
-                <w:sz w:val="20"/>
-                <w:szCs w:val="20"/>
               </w:rPr>
             </w:pPr>
           </w:p>
@@ -12164,8 +11710,6 @@
               <w:jc w:val="right"/>
               <w:rPr>
                 <w:rFonts w:ascii="Roboto" w:hAnsi="Roboto"/>
-                <w:sz w:val="20"/>
-                <w:szCs w:val="20"/>
               </w:rPr>
             </w:pPr>
           </w:p>
@@ -12187,8 +11731,6 @@
               <w:jc w:val="left"/>
               <w:rPr>
                 <w:rFonts w:ascii="Roboto" w:hAnsi="Roboto"/>
-                <w:sz w:val="20"/>
-                <w:szCs w:val="20"/>
               </w:rPr>
             </w:pPr>
           </w:p>
@@ -12205,16 +11747,12 @@
               <w:rPr>
                 <w:rFonts w:ascii="Roboto" w:hAnsi="Roboto"/>
                 <w:b/>
-                <w:sz w:val="20"/>
-                <w:szCs w:val="20"/>
               </w:rPr>
             </w:pPr>
             <w:r>
               <w:rPr>
                 <w:rFonts w:ascii="Roboto" w:hAnsi="Roboto"/>
                 <w:b/>
-                <w:sz w:val="20"/>
-                <w:szCs w:val="20"/>
               </w:rPr>
               <w:t>CTC</w:t>
             </w:r>
@@ -12223,8 +11761,6 @@
                 <w:rFonts w:ascii="Roboto" w:hAnsi="Roboto"/>
                 <w:b/>
                 <w:spacing w:val="-2"/>
-                <w:sz w:val="20"/>
-                <w:szCs w:val="20"/>
               </w:rPr>
               <w:t xml:space="preserve"> Amount</w:t>
             </w:r>
@@ -12243,8 +11779,6 @@
               <w:rPr>
                 <w:rFonts w:ascii="Roboto" w:hAnsi="Roboto"/>
                 <w:b/>
-                <w:sz w:val="20"/>
-                <w:szCs w:val="20"/>
               </w:rPr>
             </w:pPr>
             <w:bookmarkStart w:id="31" w:name="MonthlyCTC"/>
@@ -12253,8 +11787,6 @@
                 <w:rFonts w:ascii="Roboto" w:hAnsi="Roboto"/>
                 <w:b/>
                 <w:spacing w:val="-2"/>
-                <w:sz w:val="20"/>
-                <w:szCs w:val="20"/>
               </w:rPr>
               <w:t>00</w:t>
             </w:r>
@@ -12274,8 +11806,6 @@
               <w:rPr>
                 <w:rFonts w:ascii="Roboto" w:hAnsi="Roboto"/>
                 <w:b/>
-                <w:sz w:val="20"/>
-                <w:szCs w:val="20"/>
               </w:rPr>
             </w:pPr>
             <w:bookmarkStart w:id="32" w:name="CTCAnnual1"/>
@@ -12284,8 +11814,6 @@
                 <w:rFonts w:ascii="Roboto" w:hAnsi="Roboto"/>
                 <w:b/>
                 <w:spacing w:val="-2"/>
-                <w:sz w:val="20"/>
-                <w:szCs w:val="20"/>
               </w:rPr>
               <w:t>00</w:t>
             </w:r>
@@ -12298,8 +11826,6 @@
       <w:pPr>
         <w:rPr>
           <w:rFonts w:ascii="Roboto" w:hAnsi="Roboto"/>
-          <w:sz w:val="20"/>
-          <w:szCs w:val="20"/>
         </w:rPr>
       </w:pPr>
     </w:p>

--- a/Backend/Templates/OfferLetterTemplates.docx
+++ b/Backend/Templates/OfferLetterTemplates.docx
@@ -9,12 +9,16 @@
         <w:rPr>
           <w:rFonts w:ascii="Roboto" w:hAnsi="Roboto"/>
           <w:b/>
-        </w:rPr>
-      </w:pPr>
-      <w:r>
-        <w:rPr>
-          <w:rFonts w:ascii="Roboto" w:hAnsi="Roboto"/>
-          <w:b/>
+          <w:sz w:val="20"/>
+          <w:szCs w:val="20"/>
+        </w:rPr>
+      </w:pPr>
+      <w:r>
+        <w:rPr>
+          <w:rFonts w:ascii="Roboto" w:hAnsi="Roboto"/>
+          <w:b/>
+          <w:sz w:val="20"/>
+          <w:szCs w:val="20"/>
         </w:rPr>
         <w:t xml:space="preserve">                                                                                                                                                  </w:t>
       </w:r>
@@ -22,13 +26,17 @@
         <w:rPr>
           <w:rFonts w:ascii="Roboto" w:hAnsi="Roboto"/>
           <w:b/>
-        </w:rPr>
-        <w:t xml:space="preserve">       </w:t>
-      </w:r>
-      <w:r>
-        <w:rPr>
-          <w:rFonts w:ascii="Roboto" w:hAnsi="Roboto"/>
-          <w:b/>
+          <w:sz w:val="20"/>
+          <w:szCs w:val="20"/>
+        </w:rPr>
+        <w:t xml:space="preserve">     </w:t>
+      </w:r>
+      <w:r>
+        <w:rPr>
+          <w:rFonts w:ascii="Roboto" w:hAnsi="Roboto"/>
+          <w:b/>
+          <w:sz w:val="20"/>
+          <w:szCs w:val="20"/>
         </w:rPr>
         <w:t>Date:</w:t>
       </w:r>
@@ -37,6 +45,8 @@
           <w:rFonts w:ascii="Roboto" w:hAnsi="Roboto"/>
           <w:b/>
           <w:spacing w:val="-4"/>
+          <w:sz w:val="20"/>
+          <w:szCs w:val="20"/>
         </w:rPr>
         <w:t xml:space="preserve"> </w:t>
       </w:r>
@@ -143,6 +153,8 @@
         <w:rPr>
           <w:rFonts w:ascii="Roboto" w:hAnsi="Roboto"/>
           <w:b/>
+          <w:sz w:val="20"/>
+          <w:szCs w:val="20"/>
         </w:rPr>
       </w:pPr>
     </w:p>
@@ -153,6 +165,8 @@
         <w:rPr>
           <w:rFonts w:ascii="Roboto" w:hAnsi="Roboto"/>
           <w:b/>
+          <w:sz w:val="20"/>
+          <w:szCs w:val="20"/>
         </w:rPr>
       </w:pPr>
       <w:bookmarkStart w:id="1" w:name="CandidateName"/>
@@ -171,6 +185,8 @@
           <w:rFonts w:ascii="Roboto" w:hAnsi="Roboto"/>
           <w:b/>
           <w:spacing w:val="-2"/>
+          <w:sz w:val="20"/>
+          <w:szCs w:val="20"/>
         </w:rPr>
         <w:t>,</w:t>
       </w:r>
@@ -181,6 +197,8 @@
         <w:ind w:left="87"/>
         <w:rPr>
           <w:rFonts w:ascii="Roboto" w:hAnsi="Roboto"/>
+          <w:sz w:val="20"/>
+          <w:szCs w:val="20"/>
         </w:rPr>
       </w:pPr>
       <w:bookmarkStart w:id="2" w:name="Address"/>
@@ -197,6 +215,8 @@
         <w:rPr>
           <w:rFonts w:ascii="Roboto" w:hAnsi="Roboto"/>
           <w:spacing w:val="-4"/>
+          <w:sz w:val="20"/>
+          <w:szCs w:val="20"/>
         </w:rPr>
         <w:t>.</w:t>
       </w:r>
@@ -206,6 +226,8 @@
         <w:pStyle w:val="BodyText"/>
         <w:rPr>
           <w:rFonts w:ascii="Roboto" w:hAnsi="Roboto"/>
+          <w:sz w:val="20"/>
+          <w:szCs w:val="20"/>
         </w:rPr>
       </w:pPr>
     </w:p>
@@ -370,6 +392,8 @@
         <w:rPr>
           <w:rFonts w:ascii="Roboto" w:hAnsi="Roboto"/>
           <w:b/>
+          <w:sz w:val="20"/>
+          <w:szCs w:val="20"/>
         </w:rPr>
       </w:pPr>
     </w:p>
@@ -445,11 +469,15 @@
         <w:jc w:val="both"/>
         <w:rPr>
           <w:rFonts w:ascii="Roboto" w:hAnsi="Roboto"/>
-        </w:rPr>
-      </w:pPr>
-      <w:r>
-        <w:rPr>
-          <w:rFonts w:ascii="Roboto" w:hAnsi="Roboto"/>
+          <w:sz w:val="20"/>
+          <w:szCs w:val="20"/>
+        </w:rPr>
+      </w:pPr>
+      <w:r>
+        <w:rPr>
+          <w:rFonts w:ascii="Roboto" w:hAnsi="Roboto"/>
+          <w:sz w:val="20"/>
+          <w:szCs w:val="20"/>
         </w:rPr>
         <w:t>Following</w:t>
       </w:r>
@@ -457,12 +485,16 @@
         <w:rPr>
           <w:rFonts w:ascii="Roboto" w:hAnsi="Roboto"/>
           <w:spacing w:val="-2"/>
-        </w:rPr>
-        <w:t xml:space="preserve"> </w:t>
-      </w:r>
-      <w:r>
-        <w:rPr>
-          <w:rFonts w:ascii="Roboto" w:hAnsi="Roboto"/>
+          <w:sz w:val="20"/>
+          <w:szCs w:val="20"/>
+        </w:rPr>
+        <w:t xml:space="preserve"> </w:t>
+      </w:r>
+      <w:r>
+        <w:rPr>
+          <w:rFonts w:ascii="Roboto" w:hAnsi="Roboto"/>
+          <w:sz w:val="20"/>
+          <w:szCs w:val="20"/>
         </w:rPr>
         <w:t>upon</w:t>
       </w:r>
@@ -470,12 +502,16 @@
         <w:rPr>
           <w:rFonts w:ascii="Roboto" w:hAnsi="Roboto"/>
           <w:spacing w:val="-1"/>
-        </w:rPr>
-        <w:t xml:space="preserve"> </w:t>
-      </w:r>
-      <w:r>
-        <w:rPr>
-          <w:rFonts w:ascii="Roboto" w:hAnsi="Roboto"/>
+          <w:sz w:val="20"/>
+          <w:szCs w:val="20"/>
+        </w:rPr>
+        <w:t xml:space="preserve"> </w:t>
+      </w:r>
+      <w:r>
+        <w:rPr>
+          <w:rFonts w:ascii="Roboto" w:hAnsi="Roboto"/>
+          <w:sz w:val="20"/>
+          <w:szCs w:val="20"/>
         </w:rPr>
         <w:t>your</w:t>
       </w:r>
@@ -483,12 +519,16 @@
         <w:rPr>
           <w:rFonts w:ascii="Roboto" w:hAnsi="Roboto"/>
           <w:spacing w:val="-1"/>
-        </w:rPr>
-        <w:t xml:space="preserve"> </w:t>
-      </w:r>
-      <w:r>
-        <w:rPr>
-          <w:rFonts w:ascii="Roboto" w:hAnsi="Roboto"/>
+          <w:sz w:val="20"/>
+          <w:szCs w:val="20"/>
+        </w:rPr>
+        <w:t xml:space="preserve"> </w:t>
+      </w:r>
+      <w:r>
+        <w:rPr>
+          <w:rFonts w:ascii="Roboto" w:hAnsi="Roboto"/>
+          <w:sz w:val="20"/>
+          <w:szCs w:val="20"/>
         </w:rPr>
         <w:t>interviews</w:t>
       </w:r>
@@ -496,12 +536,16 @@
         <w:rPr>
           <w:rFonts w:ascii="Roboto" w:hAnsi="Roboto"/>
           <w:spacing w:val="-2"/>
-        </w:rPr>
-        <w:t xml:space="preserve"> </w:t>
-      </w:r>
-      <w:r>
-        <w:rPr>
-          <w:rFonts w:ascii="Roboto" w:hAnsi="Roboto"/>
+          <w:sz w:val="20"/>
+          <w:szCs w:val="20"/>
+        </w:rPr>
+        <w:t xml:space="preserve"> </w:t>
+      </w:r>
+      <w:r>
+        <w:rPr>
+          <w:rFonts w:ascii="Roboto" w:hAnsi="Roboto"/>
+          <w:sz w:val="20"/>
+          <w:szCs w:val="20"/>
         </w:rPr>
         <w:t>with us,</w:t>
       </w:r>
@@ -509,12 +553,16 @@
         <w:rPr>
           <w:rFonts w:ascii="Roboto" w:hAnsi="Roboto"/>
           <w:spacing w:val="-2"/>
-        </w:rPr>
-        <w:t xml:space="preserve"> </w:t>
-      </w:r>
-      <w:r>
-        <w:rPr>
-          <w:rFonts w:ascii="Roboto" w:hAnsi="Roboto"/>
+          <w:sz w:val="20"/>
+          <w:szCs w:val="20"/>
+        </w:rPr>
+        <w:t xml:space="preserve"> </w:t>
+      </w:r>
+      <w:r>
+        <w:rPr>
+          <w:rFonts w:ascii="Roboto" w:hAnsi="Roboto"/>
+          <w:sz w:val="20"/>
+          <w:szCs w:val="20"/>
         </w:rPr>
         <w:t>we</w:t>
       </w:r>
@@ -522,12 +570,16 @@
         <w:rPr>
           <w:rFonts w:ascii="Roboto" w:hAnsi="Roboto"/>
           <w:spacing w:val="-2"/>
-        </w:rPr>
-        <w:t xml:space="preserve"> </w:t>
-      </w:r>
-      <w:r>
-        <w:rPr>
-          <w:rFonts w:ascii="Roboto" w:hAnsi="Roboto"/>
+          <w:sz w:val="20"/>
+          <w:szCs w:val="20"/>
+        </w:rPr>
+        <w:t xml:space="preserve"> </w:t>
+      </w:r>
+      <w:r>
+        <w:rPr>
+          <w:rFonts w:ascii="Roboto" w:hAnsi="Roboto"/>
+          <w:sz w:val="20"/>
+          <w:szCs w:val="20"/>
         </w:rPr>
         <w:t>have</w:t>
       </w:r>
@@ -535,12 +587,16 @@
         <w:rPr>
           <w:rFonts w:ascii="Roboto" w:hAnsi="Roboto"/>
           <w:spacing w:val="-2"/>
-        </w:rPr>
-        <w:t xml:space="preserve"> </w:t>
-      </w:r>
-      <w:r>
-        <w:rPr>
-          <w:rFonts w:ascii="Roboto" w:hAnsi="Roboto"/>
+          <w:sz w:val="20"/>
+          <w:szCs w:val="20"/>
+        </w:rPr>
+        <w:t xml:space="preserve"> </w:t>
+      </w:r>
+      <w:r>
+        <w:rPr>
+          <w:rFonts w:ascii="Roboto" w:hAnsi="Roboto"/>
+          <w:sz w:val="20"/>
+          <w:szCs w:val="20"/>
         </w:rPr>
         <w:t>pleasure</w:t>
       </w:r>
@@ -548,12 +604,16 @@
         <w:rPr>
           <w:rFonts w:ascii="Roboto" w:hAnsi="Roboto"/>
           <w:spacing w:val="-1"/>
-        </w:rPr>
-        <w:t xml:space="preserve"> </w:t>
-      </w:r>
-      <w:r>
-        <w:rPr>
-          <w:rFonts w:ascii="Roboto" w:hAnsi="Roboto"/>
+          <w:sz w:val="20"/>
+          <w:szCs w:val="20"/>
+        </w:rPr>
+        <w:t xml:space="preserve"> </w:t>
+      </w:r>
+      <w:r>
+        <w:rPr>
+          <w:rFonts w:ascii="Roboto" w:hAnsi="Roboto"/>
+          <w:sz w:val="20"/>
+          <w:szCs w:val="20"/>
         </w:rPr>
         <w:t>in</w:t>
       </w:r>
@@ -561,12 +621,16 @@
         <w:rPr>
           <w:rFonts w:ascii="Roboto" w:hAnsi="Roboto"/>
           <w:spacing w:val="-2"/>
-        </w:rPr>
-        <w:t xml:space="preserve"> </w:t>
-      </w:r>
-      <w:r>
-        <w:rPr>
-          <w:rFonts w:ascii="Roboto" w:hAnsi="Roboto"/>
+          <w:sz w:val="20"/>
+          <w:szCs w:val="20"/>
+        </w:rPr>
+        <w:t xml:space="preserve"> </w:t>
+      </w:r>
+      <w:r>
+        <w:rPr>
+          <w:rFonts w:ascii="Roboto" w:hAnsi="Roboto"/>
+          <w:sz w:val="20"/>
+          <w:szCs w:val="20"/>
         </w:rPr>
         <w:t>offering</w:t>
       </w:r>
@@ -574,12 +638,16 @@
         <w:rPr>
           <w:rFonts w:ascii="Roboto" w:hAnsi="Roboto"/>
           <w:spacing w:val="-1"/>
-        </w:rPr>
-        <w:t xml:space="preserve"> </w:t>
-      </w:r>
-      <w:r>
-        <w:rPr>
-          <w:rFonts w:ascii="Roboto" w:hAnsi="Roboto"/>
+          <w:sz w:val="20"/>
+          <w:szCs w:val="20"/>
+        </w:rPr>
+        <w:t xml:space="preserve"> </w:t>
+      </w:r>
+      <w:r>
+        <w:rPr>
+          <w:rFonts w:ascii="Roboto" w:hAnsi="Roboto"/>
+          <w:sz w:val="20"/>
+          <w:szCs w:val="20"/>
         </w:rPr>
         <w:t>you</w:t>
       </w:r>
@@ -587,12 +655,16 @@
         <w:rPr>
           <w:rFonts w:ascii="Roboto" w:hAnsi="Roboto"/>
           <w:spacing w:val="-1"/>
-        </w:rPr>
-        <w:t xml:space="preserve"> </w:t>
-      </w:r>
-      <w:r>
-        <w:rPr>
-          <w:rFonts w:ascii="Roboto" w:hAnsi="Roboto"/>
+          <w:sz w:val="20"/>
+          <w:szCs w:val="20"/>
+        </w:rPr>
+        <w:t xml:space="preserve"> </w:t>
+      </w:r>
+      <w:r>
+        <w:rPr>
+          <w:rFonts w:ascii="Roboto" w:hAnsi="Roboto"/>
+          <w:sz w:val="20"/>
+          <w:szCs w:val="20"/>
         </w:rPr>
         <w:t>an appointment</w:t>
       </w:r>
@@ -600,12 +672,16 @@
         <w:rPr>
           <w:rFonts w:ascii="Roboto" w:hAnsi="Roboto"/>
           <w:i/>
+          <w:sz w:val="20"/>
+          <w:szCs w:val="20"/>
         </w:rPr>
         <w:t xml:space="preserve">, </w:t>
       </w:r>
       <w:r>
         <w:rPr>
           <w:rFonts w:ascii="Roboto" w:hAnsi="Roboto"/>
+          <w:sz w:val="20"/>
+          <w:szCs w:val="20"/>
         </w:rPr>
         <w:t>in</w:t>
       </w:r>
@@ -613,12 +689,16 @@
         <w:rPr>
           <w:rFonts w:ascii="Roboto" w:hAnsi="Roboto"/>
           <w:spacing w:val="-4"/>
-        </w:rPr>
-        <w:t xml:space="preserve"> </w:t>
-      </w:r>
-      <w:r>
-        <w:rPr>
-          <w:rFonts w:ascii="Roboto" w:hAnsi="Roboto"/>
+          <w:sz w:val="20"/>
+          <w:szCs w:val="20"/>
+        </w:rPr>
+        <w:t xml:space="preserve"> </w:t>
+      </w:r>
+      <w:r>
+        <w:rPr>
+          <w:rFonts w:ascii="Roboto" w:hAnsi="Roboto"/>
+          <w:sz w:val="20"/>
+          <w:szCs w:val="20"/>
         </w:rPr>
         <w:t>our organization,</w:t>
       </w:r>
@@ -626,12 +706,16 @@
         <w:rPr>
           <w:rFonts w:ascii="Roboto" w:hAnsi="Roboto"/>
           <w:spacing w:val="-3"/>
-        </w:rPr>
-        <w:t xml:space="preserve"> </w:t>
-      </w:r>
-      <w:r>
-        <w:rPr>
-          <w:rFonts w:ascii="Roboto" w:hAnsi="Roboto"/>
+          <w:sz w:val="20"/>
+          <w:szCs w:val="20"/>
+        </w:rPr>
+        <w:t xml:space="preserve"> </w:t>
+      </w:r>
+      <w:r>
+        <w:rPr>
+          <w:rFonts w:ascii="Roboto" w:hAnsi="Roboto"/>
+          <w:sz w:val="20"/>
+          <w:szCs w:val="20"/>
         </w:rPr>
         <w:t>commencing</w:t>
       </w:r>
@@ -639,12 +723,16 @@
         <w:rPr>
           <w:rFonts w:ascii="Roboto" w:hAnsi="Roboto"/>
           <w:spacing w:val="-4"/>
-        </w:rPr>
-        <w:t xml:space="preserve"> </w:t>
-      </w:r>
-      <w:r>
-        <w:rPr>
-          <w:rFonts w:ascii="Roboto" w:hAnsi="Roboto"/>
+          <w:sz w:val="20"/>
+          <w:szCs w:val="20"/>
+        </w:rPr>
+        <w:t xml:space="preserve"> </w:t>
+      </w:r>
+      <w:r>
+        <w:rPr>
+          <w:rFonts w:ascii="Roboto" w:hAnsi="Roboto"/>
+          <w:sz w:val="20"/>
+          <w:szCs w:val="20"/>
         </w:rPr>
         <w:t xml:space="preserve">on </w:t>
       </w:r>
@@ -662,6 +750,8 @@
         <w:rPr>
           <w:rFonts w:ascii="Roboto" w:hAnsi="Roboto"/>
           <w:b/>
+          <w:sz w:val="20"/>
+          <w:szCs w:val="20"/>
         </w:rPr>
         <w:t xml:space="preserve"> </w:t>
       </w:r>
@@ -669,6 +759,8 @@
       <w:r>
         <w:rPr>
           <w:rFonts w:ascii="Roboto" w:hAnsi="Roboto"/>
+          <w:sz w:val="20"/>
+          <w:szCs w:val="20"/>
         </w:rPr>
         <w:t>as</w:t>
       </w:r>
@@ -676,13 +768,17 @@
         <w:rPr>
           <w:rFonts w:ascii="Roboto" w:hAnsi="Roboto"/>
           <w:spacing w:val="-2"/>
-        </w:rPr>
-        <w:t xml:space="preserve"> </w:t>
-      </w:r>
-      <w:r>
-        <w:rPr>
-          <w:rFonts w:ascii="Roboto" w:hAnsi="Roboto"/>
-          <w:b/>
+          <w:sz w:val="20"/>
+          <w:szCs w:val="20"/>
+        </w:rPr>
+        <w:t xml:space="preserve"> </w:t>
+      </w:r>
+      <w:r>
+        <w:rPr>
+          <w:rFonts w:ascii="Roboto" w:hAnsi="Roboto"/>
+          <w:b/>
+          <w:sz w:val="20"/>
+          <w:szCs w:val="20"/>
         </w:rPr>
         <w:t>“</w:t>
       </w:r>
@@ -701,12 +797,16 @@
         <w:rPr>
           <w:rFonts w:ascii="Roboto" w:hAnsi="Roboto"/>
           <w:b/>
+          <w:sz w:val="20"/>
+          <w:szCs w:val="20"/>
         </w:rPr>
         <w:t xml:space="preserve">”, </w:t>
       </w:r>
       <w:r>
         <w:rPr>
           <w:rFonts w:ascii="Roboto" w:hAnsi="Roboto"/>
+          <w:sz w:val="20"/>
+          <w:szCs w:val="20"/>
         </w:rPr>
         <w:t>and on</w:t>
       </w:r>
@@ -714,12 +814,16 @@
         <w:rPr>
           <w:rFonts w:ascii="Roboto" w:hAnsi="Roboto"/>
           <w:spacing w:val="-1"/>
-        </w:rPr>
-        <w:t xml:space="preserve"> </w:t>
-      </w:r>
-      <w:r>
-        <w:rPr>
-          <w:rFonts w:ascii="Roboto" w:hAnsi="Roboto"/>
+          <w:sz w:val="20"/>
+          <w:szCs w:val="20"/>
+        </w:rPr>
+        <w:t xml:space="preserve"> </w:t>
+      </w:r>
+      <w:r>
+        <w:rPr>
+          <w:rFonts w:ascii="Roboto" w:hAnsi="Roboto"/>
+          <w:sz w:val="20"/>
+          <w:szCs w:val="20"/>
         </w:rPr>
         <w:t>accepting the following terms and conditions.</w:t>
       </w:r>
@@ -729,6 +833,8 @@
         <w:pStyle w:val="BodyText"/>
         <w:rPr>
           <w:rFonts w:ascii="Roboto" w:hAnsi="Roboto"/>
+          <w:sz w:val="20"/>
+          <w:szCs w:val="20"/>
         </w:rPr>
       </w:pPr>
     </w:p>
@@ -737,6 +843,8 @@
         <w:pStyle w:val="BodyText"/>
         <w:rPr>
           <w:rFonts w:ascii="Roboto" w:hAnsi="Roboto"/>
+          <w:sz w:val="20"/>
+          <w:szCs w:val="20"/>
         </w:rPr>
         <w:sectPr>
           <w:type w:val="continuous"/>
@@ -855,6 +963,8 @@
         <w:rPr>
           <w:rFonts w:ascii="Roboto" w:hAnsi="Roboto"/>
           <w:b/>
+          <w:sz w:val="20"/>
+          <w:szCs w:val="20"/>
         </w:rPr>
       </w:pPr>
     </w:p>
@@ -961,6 +1071,8 @@
         <w:rPr>
           <w:rFonts w:ascii="Roboto" w:hAnsi="Roboto"/>
           <w:b/>
+          <w:sz w:val="20"/>
+          <w:szCs w:val="20"/>
         </w:rPr>
       </w:pPr>
     </w:p>
@@ -970,6 +1082,8 @@
         <w:rPr>
           <w:rFonts w:ascii="Roboto" w:hAnsi="Roboto"/>
           <w:b/>
+          <w:sz w:val="20"/>
+          <w:szCs w:val="20"/>
         </w:rPr>
       </w:pPr>
     </w:p>
@@ -979,6 +1093,8 @@
         <w:rPr>
           <w:rFonts w:ascii="Roboto" w:hAnsi="Roboto"/>
           <w:b/>
+          <w:sz w:val="20"/>
+          <w:szCs w:val="20"/>
         </w:rPr>
       </w:pPr>
     </w:p>
@@ -988,6 +1104,8 @@
         <w:rPr>
           <w:rFonts w:ascii="Roboto" w:hAnsi="Roboto"/>
           <w:b/>
+          <w:sz w:val="20"/>
+          <w:szCs w:val="20"/>
         </w:rPr>
       </w:pPr>
     </w:p>
@@ -997,6 +1115,8 @@
         <w:rPr>
           <w:rFonts w:ascii="Roboto" w:hAnsi="Roboto"/>
           <w:b/>
+          <w:sz w:val="20"/>
+          <w:szCs w:val="20"/>
         </w:rPr>
       </w:pPr>
     </w:p>
@@ -1007,6 +1127,8 @@
         <w:rPr>
           <w:rFonts w:ascii="Roboto" w:hAnsi="Roboto"/>
           <w:b/>
+          <w:sz w:val="20"/>
+          <w:szCs w:val="20"/>
         </w:rPr>
       </w:pPr>
     </w:p>
@@ -1075,6 +1197,8 @@
         <w:rPr>
           <w:rFonts w:ascii="Roboto" w:hAnsi="Roboto"/>
           <w:b/>
+          <w:sz w:val="20"/>
+          <w:szCs w:val="20"/>
         </w:rPr>
       </w:pPr>
     </w:p>
@@ -1084,6 +1208,8 @@
         <w:rPr>
           <w:rFonts w:ascii="Roboto" w:hAnsi="Roboto"/>
           <w:b/>
+          <w:sz w:val="20"/>
+          <w:szCs w:val="20"/>
         </w:rPr>
       </w:pPr>
     </w:p>
@@ -1093,6 +1219,8 @@
         <w:rPr>
           <w:rFonts w:ascii="Roboto" w:hAnsi="Roboto"/>
           <w:b/>
+          <w:sz w:val="20"/>
+          <w:szCs w:val="20"/>
         </w:rPr>
       </w:pPr>
     </w:p>
@@ -1102,6 +1230,8 @@
         <w:rPr>
           <w:rFonts w:ascii="Roboto" w:hAnsi="Roboto"/>
           <w:b/>
+          <w:sz w:val="20"/>
+          <w:szCs w:val="20"/>
         </w:rPr>
       </w:pPr>
     </w:p>
@@ -1112,6 +1242,8 @@
         <w:rPr>
           <w:rFonts w:ascii="Roboto" w:hAnsi="Roboto"/>
           <w:b/>
+          <w:sz w:val="20"/>
+          <w:szCs w:val="20"/>
         </w:rPr>
       </w:pPr>
     </w:p>
@@ -1168,6 +1300,8 @@
       <w:r>
         <w:rPr>
           <w:rFonts w:ascii="Roboto" w:hAnsi="Roboto"/>
+          <w:sz w:val="20"/>
+          <w:szCs w:val="20"/>
         </w:rPr>
         <w:br w:type="column"/>
       </w:r>
@@ -1190,6 +1324,8 @@
         <w:rPr>
           <w:rFonts w:ascii="Roboto" w:hAnsi="Roboto"/>
           <w:b/>
+          <w:sz w:val="20"/>
+          <w:szCs w:val="20"/>
         </w:rPr>
       </w:pPr>
     </w:p>
@@ -3095,6 +3231,8 @@
         <w:pStyle w:val="BodyText"/>
         <w:rPr>
           <w:rFonts w:ascii="Roboto" w:hAnsi="Roboto"/>
+          <w:sz w:val="20"/>
+          <w:szCs w:val="20"/>
         </w:rPr>
         <w:sectPr>
           <w:type w:val="continuous"/>
@@ -3123,6 +3261,8 @@
           <w:rFonts w:ascii="Roboto" w:hAnsi="Roboto"/>
           <w:b/>
           <w:noProof/>
+          <w:sz w:val="20"/>
+          <w:szCs w:val="20"/>
         </w:rPr>
         <w:lastRenderedPageBreak/>
         <w:drawing>
@@ -3174,6 +3314,8 @@
           <w:rFonts w:ascii="Roboto" w:hAnsi="Roboto"/>
           <w:b/>
           <w:spacing w:val="-2"/>
+          <w:sz w:val="20"/>
+          <w:szCs w:val="20"/>
         </w:rPr>
         <w:t>Leaves</w:t>
       </w:r>
@@ -3184,6 +3326,8 @@
         <w:rPr>
           <w:rFonts w:ascii="Roboto" w:hAnsi="Roboto"/>
           <w:b/>
+          <w:sz w:val="20"/>
+          <w:szCs w:val="20"/>
         </w:rPr>
       </w:pPr>
     </w:p>
@@ -3193,6 +3337,8 @@
         <w:rPr>
           <w:rFonts w:ascii="Roboto" w:hAnsi="Roboto"/>
           <w:b/>
+          <w:sz w:val="20"/>
+          <w:szCs w:val="20"/>
         </w:rPr>
       </w:pPr>
     </w:p>
@@ -3202,6 +3348,8 @@
         <w:rPr>
           <w:rFonts w:ascii="Roboto" w:hAnsi="Roboto"/>
           <w:b/>
+          <w:sz w:val="20"/>
+          <w:szCs w:val="20"/>
         </w:rPr>
       </w:pPr>
     </w:p>
@@ -3211,6 +3359,8 @@
         <w:rPr>
           <w:rFonts w:ascii="Roboto" w:hAnsi="Roboto"/>
           <w:b/>
+          <w:sz w:val="20"/>
+          <w:szCs w:val="20"/>
         </w:rPr>
       </w:pPr>
     </w:p>
@@ -3220,6 +3370,8 @@
         <w:rPr>
           <w:rFonts w:ascii="Roboto" w:hAnsi="Roboto"/>
           <w:b/>
+          <w:sz w:val="20"/>
+          <w:szCs w:val="20"/>
         </w:rPr>
       </w:pPr>
     </w:p>
@@ -3229,6 +3381,8 @@
         <w:rPr>
           <w:rFonts w:ascii="Roboto" w:hAnsi="Roboto"/>
           <w:b/>
+          <w:sz w:val="20"/>
+          <w:szCs w:val="20"/>
         </w:rPr>
       </w:pPr>
     </w:p>
@@ -3238,6 +3392,8 @@
         <w:rPr>
           <w:rFonts w:ascii="Roboto" w:hAnsi="Roboto"/>
           <w:b/>
+          <w:sz w:val="20"/>
+          <w:szCs w:val="20"/>
         </w:rPr>
       </w:pPr>
     </w:p>
@@ -3247,6 +3403,8 @@
         <w:rPr>
           <w:rFonts w:ascii="Roboto" w:hAnsi="Roboto"/>
           <w:b/>
+          <w:sz w:val="20"/>
+          <w:szCs w:val="20"/>
         </w:rPr>
       </w:pPr>
     </w:p>
@@ -3256,6 +3414,8 @@
         <w:rPr>
           <w:rFonts w:ascii="Roboto" w:hAnsi="Roboto"/>
           <w:b/>
+          <w:sz w:val="20"/>
+          <w:szCs w:val="20"/>
         </w:rPr>
       </w:pPr>
     </w:p>
@@ -3265,6 +3425,8 @@
         <w:rPr>
           <w:rFonts w:ascii="Roboto" w:hAnsi="Roboto"/>
           <w:b/>
+          <w:sz w:val="20"/>
+          <w:szCs w:val="20"/>
         </w:rPr>
       </w:pPr>
     </w:p>
@@ -3274,6 +3436,8 @@
         <w:rPr>
           <w:rFonts w:ascii="Roboto" w:hAnsi="Roboto"/>
           <w:b/>
+          <w:sz w:val="20"/>
+          <w:szCs w:val="20"/>
         </w:rPr>
       </w:pPr>
     </w:p>
@@ -3284,6 +3448,8 @@
         <w:rPr>
           <w:rFonts w:ascii="Roboto" w:hAnsi="Roboto"/>
           <w:b/>
+          <w:sz w:val="20"/>
+          <w:szCs w:val="20"/>
         </w:rPr>
       </w:pPr>
     </w:p>
@@ -3362,6 +3528,8 @@
         <w:rPr>
           <w:rFonts w:ascii="Roboto" w:hAnsi="Roboto"/>
           <w:b/>
+          <w:sz w:val="20"/>
+          <w:szCs w:val="20"/>
         </w:rPr>
       </w:pPr>
     </w:p>
@@ -3371,6 +3539,8 @@
         <w:rPr>
           <w:rFonts w:ascii="Roboto" w:hAnsi="Roboto"/>
           <w:b/>
+          <w:sz w:val="20"/>
+          <w:szCs w:val="20"/>
         </w:rPr>
       </w:pPr>
     </w:p>
@@ -3380,6 +3550,8 @@
         <w:rPr>
           <w:rFonts w:ascii="Roboto" w:hAnsi="Roboto"/>
           <w:b/>
+          <w:sz w:val="20"/>
+          <w:szCs w:val="20"/>
         </w:rPr>
       </w:pPr>
     </w:p>
@@ -3389,6 +3561,8 @@
         <w:rPr>
           <w:rFonts w:ascii="Roboto" w:hAnsi="Roboto"/>
           <w:b/>
+          <w:sz w:val="20"/>
+          <w:szCs w:val="20"/>
         </w:rPr>
       </w:pPr>
     </w:p>
@@ -3398,6 +3572,8 @@
         <w:rPr>
           <w:rFonts w:ascii="Roboto" w:hAnsi="Roboto"/>
           <w:b/>
+          <w:sz w:val="20"/>
+          <w:szCs w:val="20"/>
         </w:rPr>
       </w:pPr>
     </w:p>
@@ -3407,6 +3583,8 @@
         <w:rPr>
           <w:rFonts w:ascii="Roboto" w:hAnsi="Roboto"/>
           <w:b/>
+          <w:sz w:val="20"/>
+          <w:szCs w:val="20"/>
         </w:rPr>
       </w:pPr>
     </w:p>
@@ -3416,6 +3594,8 @@
         <w:rPr>
           <w:rFonts w:ascii="Roboto" w:hAnsi="Roboto"/>
           <w:b/>
+          <w:sz w:val="20"/>
+          <w:szCs w:val="20"/>
         </w:rPr>
       </w:pPr>
     </w:p>
@@ -3425,6 +3605,8 @@
         <w:rPr>
           <w:rFonts w:ascii="Roboto" w:hAnsi="Roboto"/>
           <w:b/>
+          <w:sz w:val="20"/>
+          <w:szCs w:val="20"/>
         </w:rPr>
       </w:pPr>
     </w:p>
@@ -3434,6 +3616,8 @@
         <w:rPr>
           <w:rFonts w:ascii="Roboto" w:hAnsi="Roboto"/>
           <w:b/>
+          <w:sz w:val="20"/>
+          <w:szCs w:val="20"/>
         </w:rPr>
       </w:pPr>
     </w:p>
@@ -3443,6 +3627,8 @@
         <w:rPr>
           <w:rFonts w:ascii="Roboto" w:hAnsi="Roboto"/>
           <w:b/>
+          <w:sz w:val="20"/>
+          <w:szCs w:val="20"/>
         </w:rPr>
       </w:pPr>
     </w:p>
@@ -3452,6 +3638,8 @@
         <w:rPr>
           <w:rFonts w:ascii="Roboto" w:hAnsi="Roboto"/>
           <w:b/>
+          <w:sz w:val="20"/>
+          <w:szCs w:val="20"/>
         </w:rPr>
       </w:pPr>
     </w:p>
@@ -3461,6 +3649,8 @@
         <w:rPr>
           <w:rFonts w:ascii="Roboto" w:hAnsi="Roboto"/>
           <w:b/>
+          <w:sz w:val="20"/>
+          <w:szCs w:val="20"/>
         </w:rPr>
       </w:pPr>
     </w:p>
@@ -3470,6 +3660,8 @@
         <w:rPr>
           <w:rFonts w:ascii="Roboto" w:hAnsi="Roboto"/>
           <w:b/>
+          <w:sz w:val="20"/>
+          <w:szCs w:val="20"/>
         </w:rPr>
       </w:pPr>
     </w:p>
@@ -3479,6 +3671,8 @@
         <w:rPr>
           <w:rFonts w:ascii="Roboto" w:hAnsi="Roboto"/>
           <w:b/>
+          <w:sz w:val="20"/>
+          <w:szCs w:val="20"/>
         </w:rPr>
       </w:pPr>
     </w:p>
@@ -3489,6 +3683,8 @@
         <w:rPr>
           <w:rFonts w:ascii="Roboto" w:hAnsi="Roboto"/>
           <w:b/>
+          <w:sz w:val="20"/>
+          <w:szCs w:val="20"/>
         </w:rPr>
       </w:pPr>
     </w:p>
@@ -3527,6 +3723,8 @@
       <w:r>
         <w:rPr>
           <w:rFonts w:ascii="Roboto" w:hAnsi="Roboto"/>
+          <w:sz w:val="20"/>
+          <w:szCs w:val="20"/>
         </w:rPr>
         <w:br w:type="column"/>
       </w:r>
@@ -9742,6 +9940,8 @@
         <w:rPr>
           <w:rFonts w:ascii="Roboto" w:hAnsi="Roboto"/>
           <w:b/>
+          <w:sz w:val="20"/>
+          <w:szCs w:val="20"/>
         </w:rPr>
       </w:pPr>
       <w:r>
@@ -9749,6 +9949,8 @@
           <w:rFonts w:ascii="Roboto" w:hAnsi="Roboto"/>
           <w:b/>
           <w:noProof/>
+          <w:sz w:val="20"/>
+          <w:szCs w:val="20"/>
         </w:rPr>
         <w:drawing>
           <wp:anchor distT="0" distB="0" distL="0" distR="0" simplePos="0" relativeHeight="487388672" behindDoc="1" locked="0" layoutInCell="1" allowOverlap="1" wp14:anchorId="746C420F" wp14:editId="54FD8B50">
@@ -9798,6 +10000,8 @@
         <w:rPr>
           <w:rFonts w:ascii="Roboto" w:hAnsi="Roboto"/>
           <w:b/>
+          <w:sz w:val="20"/>
+          <w:szCs w:val="20"/>
         </w:rPr>
         <w:t xml:space="preserve">                                                                                            </w:t>
       </w:r>
@@ -9809,12 +10013,16 @@
         <w:rPr>
           <w:rFonts w:ascii="Roboto" w:hAnsi="Roboto"/>
           <w:b/>
-        </w:rPr>
-      </w:pPr>
-      <w:r>
-        <w:rPr>
-          <w:rFonts w:ascii="Roboto" w:hAnsi="Roboto"/>
-          <w:b/>
+          <w:sz w:val="20"/>
+          <w:szCs w:val="20"/>
+        </w:rPr>
+      </w:pPr>
+      <w:r>
+        <w:rPr>
+          <w:rFonts w:ascii="Roboto" w:hAnsi="Roboto"/>
+          <w:b/>
+          <w:sz w:val="20"/>
+          <w:szCs w:val="20"/>
         </w:rPr>
         <w:t xml:space="preserve">                                                          </w:t>
       </w:r>
@@ -9826,6 +10034,8 @@
         <w:rPr>
           <w:rFonts w:ascii="Roboto" w:hAnsi="Roboto"/>
           <w:b/>
+          <w:sz w:val="20"/>
+          <w:szCs w:val="20"/>
         </w:rPr>
       </w:pPr>
     </w:p>
@@ -9837,6 +10047,8 @@
         <w:rPr>
           <w:rFonts w:ascii="Roboto" w:hAnsi="Roboto"/>
           <w:b/>
+          <w:sz w:val="20"/>
+          <w:szCs w:val="20"/>
         </w:rPr>
       </w:pPr>
     </w:p>
@@ -9845,6 +10057,8 @@
         <w:rPr>
           <w:rFonts w:ascii="Roboto" w:hAnsi="Roboto"/>
           <w:b/>
+          <w:sz w:val="20"/>
+          <w:szCs w:val="20"/>
         </w:rPr>
         <w:sectPr>
           <w:type w:val="continuous"/>
@@ -10005,6 +10219,8 @@
         <w:rPr>
           <w:rFonts w:ascii="Roboto" w:hAnsi="Roboto"/>
           <w:b/>
+          <w:sz w:val="20"/>
+          <w:szCs w:val="20"/>
         </w:rPr>
       </w:pPr>
     </w:p>
@@ -10015,6 +10231,8 @@
         <w:rPr>
           <w:rFonts w:ascii="Roboto" w:hAnsi="Roboto"/>
           <w:b/>
+          <w:sz w:val="20"/>
+          <w:szCs w:val="20"/>
         </w:rPr>
       </w:pPr>
     </w:p>
@@ -10061,12 +10279,16 @@
               <w:rPr>
                 <w:rFonts w:ascii="Roboto" w:hAnsi="Roboto"/>
                 <w:b/>
+                <w:sz w:val="20"/>
+                <w:szCs w:val="20"/>
               </w:rPr>
             </w:pPr>
             <w:r>
               <w:rPr>
                 <w:rFonts w:ascii="Roboto" w:hAnsi="Roboto"/>
                 <w:b/>
+                <w:sz w:val="20"/>
+                <w:szCs w:val="20"/>
               </w:rPr>
               <w:t>S.</w:t>
             </w:r>
@@ -10075,6 +10297,8 @@
                 <w:rFonts w:ascii="Roboto" w:hAnsi="Roboto"/>
                 <w:b/>
                 <w:spacing w:val="-1"/>
+                <w:sz w:val="20"/>
+                <w:szCs w:val="20"/>
               </w:rPr>
               <w:t xml:space="preserve"> </w:t>
             </w:r>
@@ -10083,6 +10307,8 @@
                 <w:rFonts w:ascii="Roboto" w:hAnsi="Roboto"/>
                 <w:b/>
                 <w:spacing w:val="-5"/>
+                <w:sz w:val="20"/>
+                <w:szCs w:val="20"/>
               </w:rPr>
               <w:t>No.</w:t>
             </w:r>
@@ -10101,6 +10327,8 @@
               <w:rPr>
                 <w:rFonts w:ascii="Roboto" w:hAnsi="Roboto"/>
                 <w:b/>
+                <w:sz w:val="20"/>
+                <w:szCs w:val="20"/>
               </w:rPr>
             </w:pPr>
             <w:r>
@@ -10108,6 +10336,8 @@
                 <w:rFonts w:ascii="Roboto" w:hAnsi="Roboto"/>
                 <w:b/>
                 <w:spacing w:val="-2"/>
+                <w:sz w:val="20"/>
+                <w:szCs w:val="20"/>
               </w:rPr>
               <w:t>Particulars</w:t>
             </w:r>
@@ -10126,6 +10356,8 @@
               <w:rPr>
                 <w:rFonts w:ascii="Roboto" w:hAnsi="Roboto"/>
                 <w:b/>
+                <w:sz w:val="20"/>
+                <w:szCs w:val="20"/>
               </w:rPr>
             </w:pPr>
             <w:r>
@@ -10133,6 +10365,8 @@
                 <w:rFonts w:ascii="Roboto" w:hAnsi="Roboto"/>
                 <w:b/>
                 <w:spacing w:val="-2"/>
+                <w:sz w:val="20"/>
+                <w:szCs w:val="20"/>
               </w:rPr>
               <w:t>Monthly</w:t>
             </w:r>
@@ -10151,6 +10385,8 @@
               <w:rPr>
                 <w:rFonts w:ascii="Roboto" w:hAnsi="Roboto"/>
                 <w:b/>
+                <w:sz w:val="20"/>
+                <w:szCs w:val="20"/>
               </w:rPr>
             </w:pPr>
             <w:r>
@@ -10158,6 +10394,8 @@
                 <w:rFonts w:ascii="Roboto" w:hAnsi="Roboto"/>
                 <w:b/>
                 <w:spacing w:val="-2"/>
+                <w:sz w:val="20"/>
+                <w:szCs w:val="20"/>
               </w:rPr>
               <w:t>Yearly</w:t>
             </w:r>
@@ -10178,12 +10416,16 @@
               <w:ind w:left="12" w:right="4"/>
               <w:rPr>
                 <w:rFonts w:ascii="Roboto" w:hAnsi="Roboto"/>
+                <w:sz w:val="20"/>
+                <w:szCs w:val="20"/>
               </w:rPr>
             </w:pPr>
             <w:r>
               <w:rPr>
                 <w:rFonts w:ascii="Roboto" w:hAnsi="Roboto"/>
                 <w:spacing w:val="-10"/>
+                <w:sz w:val="20"/>
+                <w:szCs w:val="20"/>
               </w:rPr>
               <w:t>A</w:t>
             </w:r>
@@ -10200,12 +10442,16 @@
               <w:jc w:val="left"/>
               <w:rPr>
                 <w:rFonts w:ascii="Roboto" w:hAnsi="Roboto"/>
+                <w:sz w:val="20"/>
+                <w:szCs w:val="20"/>
               </w:rPr>
             </w:pPr>
             <w:r>
               <w:rPr>
                 <w:rFonts w:ascii="Roboto" w:hAnsi="Roboto"/>
                 <w:spacing w:val="-2"/>
+                <w:sz w:val="20"/>
+                <w:szCs w:val="20"/>
               </w:rPr>
               <w:t>Basic</w:t>
             </w:r>
@@ -10222,6 +10468,8 @@
               <w:jc w:val="right"/>
               <w:rPr>
                 <w:rFonts w:ascii="Roboto" w:hAnsi="Roboto"/>
+                <w:sz w:val="20"/>
+                <w:szCs w:val="20"/>
               </w:rPr>
             </w:pPr>
             <w:bookmarkStart w:id="8" w:name="Basic"/>
@@ -10230,6 +10478,8 @@
               <w:rPr>
                 <w:rFonts w:ascii="Roboto" w:hAnsi="Roboto"/>
                 <w:spacing w:val="-2"/>
+                <w:sz w:val="20"/>
+                <w:szCs w:val="20"/>
               </w:rPr>
               <w:t>00</w:t>
             </w:r>
@@ -10248,6 +10498,8 @@
               <w:jc w:val="right"/>
               <w:rPr>
                 <w:rFonts w:ascii="Roboto" w:hAnsi="Roboto"/>
+                <w:sz w:val="20"/>
+                <w:szCs w:val="20"/>
               </w:rPr>
             </w:pPr>
             <w:bookmarkStart w:id="10" w:name="BasicYearly"/>
@@ -10255,6 +10507,8 @@
               <w:rPr>
                 <w:rFonts w:ascii="Roboto" w:hAnsi="Roboto"/>
                 <w:spacing w:val="-2"/>
+                <w:sz w:val="20"/>
+                <w:szCs w:val="20"/>
               </w:rPr>
               <w:t>00</w:t>
             </w:r>
@@ -10277,6 +10531,8 @@
               <w:jc w:val="left"/>
               <w:rPr>
                 <w:rFonts w:ascii="Roboto" w:hAnsi="Roboto"/>
+                <w:sz w:val="20"/>
+                <w:szCs w:val="20"/>
               </w:rPr>
             </w:pPr>
           </w:p>
@@ -10292,12 +10548,16 @@
               <w:jc w:val="left"/>
               <w:rPr>
                 <w:rFonts w:ascii="Roboto" w:hAnsi="Roboto"/>
+                <w:sz w:val="20"/>
+                <w:szCs w:val="20"/>
               </w:rPr>
             </w:pPr>
             <w:r>
               <w:rPr>
                 <w:rFonts w:ascii="Roboto" w:hAnsi="Roboto"/>
                 <w:spacing w:val="-5"/>
+                <w:sz w:val="20"/>
+                <w:szCs w:val="20"/>
               </w:rPr>
               <w:t>HRA</w:t>
             </w:r>
@@ -10314,6 +10574,8 @@
               <w:jc w:val="right"/>
               <w:rPr>
                 <w:rFonts w:ascii="Roboto" w:hAnsi="Roboto"/>
+                <w:sz w:val="20"/>
+                <w:szCs w:val="20"/>
               </w:rPr>
             </w:pPr>
             <w:bookmarkStart w:id="11" w:name="HRA"/>
@@ -10321,6 +10583,8 @@
               <w:rPr>
                 <w:rFonts w:ascii="Roboto" w:hAnsi="Roboto"/>
                 <w:spacing w:val="-2"/>
+                <w:sz w:val="20"/>
+                <w:szCs w:val="20"/>
               </w:rPr>
               <w:t>00</w:t>
             </w:r>
@@ -10338,6 +10602,8 @@
               <w:jc w:val="right"/>
               <w:rPr>
                 <w:rFonts w:ascii="Roboto" w:hAnsi="Roboto"/>
+                <w:sz w:val="20"/>
+                <w:szCs w:val="20"/>
               </w:rPr>
             </w:pPr>
             <w:bookmarkStart w:id="12" w:name="HRAYearly"/>
@@ -10345,6 +10611,8 @@
               <w:rPr>
                 <w:rFonts w:ascii="Roboto" w:hAnsi="Roboto"/>
                 <w:spacing w:val="-2"/>
+                <w:sz w:val="20"/>
+                <w:szCs w:val="20"/>
               </w:rPr>
               <w:t>00</w:t>
             </w:r>
@@ -10367,6 +10635,8 @@
               <w:jc w:val="left"/>
               <w:rPr>
                 <w:rFonts w:ascii="Roboto" w:hAnsi="Roboto"/>
+                <w:sz w:val="20"/>
+                <w:szCs w:val="20"/>
               </w:rPr>
             </w:pPr>
           </w:p>
@@ -10383,12 +10653,16 @@
               <w:jc w:val="left"/>
               <w:rPr>
                 <w:rFonts w:ascii="Roboto" w:hAnsi="Roboto"/>
+                <w:sz w:val="20"/>
+                <w:szCs w:val="20"/>
               </w:rPr>
             </w:pPr>
             <w:r>
               <w:rPr>
                 <w:rFonts w:ascii="Roboto" w:hAnsi="Roboto"/>
                 <w:spacing w:val="-2"/>
+                <w:sz w:val="20"/>
+                <w:szCs w:val="20"/>
               </w:rPr>
               <w:t>Conveyance</w:t>
             </w:r>
@@ -10406,6 +10680,8 @@
               <w:jc w:val="right"/>
               <w:rPr>
                 <w:rFonts w:ascii="Roboto" w:hAnsi="Roboto"/>
+                <w:sz w:val="20"/>
+                <w:szCs w:val="20"/>
               </w:rPr>
             </w:pPr>
             <w:bookmarkStart w:id="13" w:name="Conveyance"/>
@@ -10413,6 +10689,8 @@
               <w:rPr>
                 <w:rFonts w:ascii="Roboto" w:hAnsi="Roboto"/>
                 <w:spacing w:val="-2"/>
+                <w:sz w:val="20"/>
+                <w:szCs w:val="20"/>
               </w:rPr>
               <w:t>00</w:t>
             </w:r>
@@ -10431,6 +10709,8 @@
               <w:jc w:val="right"/>
               <w:rPr>
                 <w:rFonts w:ascii="Roboto" w:hAnsi="Roboto"/>
+                <w:sz w:val="20"/>
+                <w:szCs w:val="20"/>
               </w:rPr>
             </w:pPr>
             <w:bookmarkStart w:id="14" w:name="ConveyanceYearly"/>
@@ -10438,6 +10718,8 @@
               <w:rPr>
                 <w:rFonts w:ascii="Roboto" w:hAnsi="Roboto"/>
                 <w:spacing w:val="-2"/>
+                <w:sz w:val="20"/>
+                <w:szCs w:val="20"/>
               </w:rPr>
               <w:t>00</w:t>
             </w:r>
@@ -10460,6 +10742,8 @@
               <w:jc w:val="left"/>
               <w:rPr>
                 <w:rFonts w:ascii="Roboto" w:hAnsi="Roboto"/>
+                <w:sz w:val="20"/>
+                <w:szCs w:val="20"/>
               </w:rPr>
             </w:pPr>
           </w:p>
@@ -10475,11 +10759,15 @@
               <w:jc w:val="left"/>
               <w:rPr>
                 <w:rFonts w:ascii="Roboto" w:hAnsi="Roboto"/>
+                <w:sz w:val="20"/>
+                <w:szCs w:val="20"/>
               </w:rPr>
             </w:pPr>
             <w:r>
               <w:rPr>
                 <w:rFonts w:ascii="Roboto" w:hAnsi="Roboto"/>
+                <w:sz w:val="20"/>
+                <w:szCs w:val="20"/>
               </w:rPr>
               <w:t>Medical</w:t>
             </w:r>
@@ -10487,6 +10775,8 @@
               <w:rPr>
                 <w:rFonts w:ascii="Roboto" w:hAnsi="Roboto"/>
                 <w:spacing w:val="-3"/>
+                <w:sz w:val="20"/>
+                <w:szCs w:val="20"/>
               </w:rPr>
               <w:t xml:space="preserve"> </w:t>
             </w:r>
@@ -10494,6 +10784,8 @@
               <w:rPr>
                 <w:rFonts w:ascii="Roboto" w:hAnsi="Roboto"/>
                 <w:spacing w:val="-2"/>
+                <w:sz w:val="20"/>
+                <w:szCs w:val="20"/>
               </w:rPr>
               <w:t>Allowance</w:t>
             </w:r>
@@ -10510,6 +10802,8 @@
               <w:jc w:val="right"/>
               <w:rPr>
                 <w:rFonts w:ascii="Roboto" w:hAnsi="Roboto"/>
+                <w:sz w:val="20"/>
+                <w:szCs w:val="20"/>
               </w:rPr>
             </w:pPr>
             <w:bookmarkStart w:id="15" w:name="MedicalAllowance"/>
@@ -10517,6 +10811,8 @@
               <w:rPr>
                 <w:rFonts w:ascii="Roboto" w:hAnsi="Roboto"/>
                 <w:spacing w:val="-2"/>
+                <w:sz w:val="20"/>
+                <w:szCs w:val="20"/>
               </w:rPr>
               <w:t>00</w:t>
             </w:r>
@@ -10534,6 +10830,8 @@
               <w:jc w:val="right"/>
               <w:rPr>
                 <w:rFonts w:ascii="Roboto" w:hAnsi="Roboto"/>
+                <w:sz w:val="20"/>
+                <w:szCs w:val="20"/>
               </w:rPr>
             </w:pPr>
             <w:bookmarkStart w:id="16" w:name="MedicalAllowanceYearly"/>
@@ -10541,6 +10839,8 @@
               <w:rPr>
                 <w:rFonts w:ascii="Roboto" w:hAnsi="Roboto"/>
                 <w:spacing w:val="-2"/>
+                <w:sz w:val="20"/>
+                <w:szCs w:val="20"/>
               </w:rPr>
               <w:t>00</w:t>
             </w:r>
@@ -10563,6 +10863,8 @@
               <w:jc w:val="left"/>
               <w:rPr>
                 <w:rFonts w:ascii="Roboto" w:hAnsi="Roboto"/>
+                <w:sz w:val="20"/>
+                <w:szCs w:val="20"/>
               </w:rPr>
             </w:pPr>
           </w:p>
@@ -10578,11 +10880,15 @@
               <w:jc w:val="left"/>
               <w:rPr>
                 <w:rFonts w:ascii="Roboto" w:hAnsi="Roboto"/>
+                <w:sz w:val="20"/>
+                <w:szCs w:val="20"/>
               </w:rPr>
             </w:pPr>
             <w:r>
               <w:rPr>
                 <w:rFonts w:ascii="Roboto" w:hAnsi="Roboto"/>
+                <w:sz w:val="20"/>
+                <w:szCs w:val="20"/>
               </w:rPr>
               <w:t>Oth.</w:t>
             </w:r>
@@ -10590,6 +10896,8 @@
               <w:rPr>
                 <w:rFonts w:ascii="Roboto" w:hAnsi="Roboto"/>
                 <w:spacing w:val="-1"/>
+                <w:sz w:val="20"/>
+                <w:szCs w:val="20"/>
               </w:rPr>
               <w:t xml:space="preserve"> </w:t>
             </w:r>
@@ -10597,6 +10905,8 @@
               <w:rPr>
                 <w:rFonts w:ascii="Roboto" w:hAnsi="Roboto"/>
                 <w:spacing w:val="-2"/>
+                <w:sz w:val="20"/>
+                <w:szCs w:val="20"/>
               </w:rPr>
               <w:t>Allowances</w:t>
             </w:r>
@@ -10613,6 +10923,8 @@
               <w:jc w:val="right"/>
               <w:rPr>
                 <w:rFonts w:ascii="Roboto" w:hAnsi="Roboto"/>
+                <w:sz w:val="20"/>
+                <w:szCs w:val="20"/>
               </w:rPr>
             </w:pPr>
             <w:bookmarkStart w:id="17" w:name="OtherAllowance"/>
@@ -10620,6 +10932,8 @@
               <w:rPr>
                 <w:rFonts w:ascii="Roboto" w:hAnsi="Roboto"/>
                 <w:spacing w:val="-2"/>
+                <w:sz w:val="20"/>
+                <w:szCs w:val="20"/>
               </w:rPr>
               <w:t>00</w:t>
             </w:r>
@@ -10637,6 +10951,8 @@
               <w:jc w:val="right"/>
               <w:rPr>
                 <w:rFonts w:ascii="Roboto" w:hAnsi="Roboto"/>
+                <w:sz w:val="20"/>
+                <w:szCs w:val="20"/>
               </w:rPr>
             </w:pPr>
             <w:bookmarkStart w:id="18" w:name="OtherAllowanceYearly"/>
@@ -10644,6 +10960,8 @@
               <w:rPr>
                 <w:rFonts w:ascii="Roboto" w:hAnsi="Roboto"/>
                 <w:spacing w:val="-2"/>
+                <w:sz w:val="20"/>
+                <w:szCs w:val="20"/>
               </w:rPr>
               <w:t>00</w:t>
             </w:r>
@@ -10667,6 +10985,8 @@
               <w:jc w:val="left"/>
               <w:rPr>
                 <w:rFonts w:ascii="Roboto" w:hAnsi="Roboto"/>
+                <w:sz w:val="20"/>
+                <w:szCs w:val="20"/>
               </w:rPr>
             </w:pPr>
           </w:p>
@@ -10684,6 +11004,8 @@
               <w:rPr>
                 <w:rFonts w:ascii="Roboto" w:hAnsi="Roboto"/>
                 <w:b/>
+                <w:sz w:val="20"/>
+                <w:szCs w:val="20"/>
               </w:rPr>
             </w:pPr>
             <w:r>
@@ -10691,6 +11013,8 @@
                 <w:rFonts w:ascii="Roboto" w:hAnsi="Roboto"/>
                 <w:b/>
                 <w:spacing w:val="-2"/>
+                <w:sz w:val="20"/>
+                <w:szCs w:val="20"/>
               </w:rPr>
               <w:t>Gross</w:t>
             </w:r>
@@ -10710,6 +11034,8 @@
               <w:rPr>
                 <w:rFonts w:ascii="Roboto" w:hAnsi="Roboto"/>
                 <w:b/>
+                <w:sz w:val="20"/>
+                <w:szCs w:val="20"/>
               </w:rPr>
             </w:pPr>
             <w:bookmarkStart w:id="19" w:name="Gross"/>
@@ -10718,6 +11044,8 @@
                 <w:rFonts w:ascii="Roboto" w:hAnsi="Roboto"/>
                 <w:b/>
                 <w:spacing w:val="-2"/>
+                <w:sz w:val="20"/>
+                <w:szCs w:val="20"/>
               </w:rPr>
               <w:t>00</w:t>
             </w:r>
@@ -10738,6 +11066,8 @@
               <w:rPr>
                 <w:rFonts w:ascii="Roboto" w:hAnsi="Roboto"/>
                 <w:b/>
+                <w:sz w:val="20"/>
+                <w:szCs w:val="20"/>
               </w:rPr>
             </w:pPr>
             <w:bookmarkStart w:id="20" w:name="GrossYearly"/>
@@ -10746,6 +11076,8 @@
                 <w:rFonts w:ascii="Roboto" w:hAnsi="Roboto"/>
                 <w:b/>
                 <w:spacing w:val="-2"/>
+                <w:sz w:val="20"/>
+                <w:szCs w:val="20"/>
               </w:rPr>
               <w:t>00</w:t>
             </w:r>
@@ -10768,12 +11100,16 @@
               <w:ind w:left="12" w:right="2"/>
               <w:rPr>
                 <w:rFonts w:ascii="Roboto" w:hAnsi="Roboto"/>
+                <w:sz w:val="20"/>
+                <w:szCs w:val="20"/>
               </w:rPr>
             </w:pPr>
             <w:r>
               <w:rPr>
                 <w:rFonts w:ascii="Roboto" w:hAnsi="Roboto"/>
                 <w:spacing w:val="-10"/>
+                <w:sz w:val="20"/>
+                <w:szCs w:val="20"/>
               </w:rPr>
               <w:t>B</w:t>
             </w:r>
@@ -10791,6 +11127,8 @@
               <w:rPr>
                 <w:rFonts w:ascii="Roboto" w:hAnsi="Roboto"/>
                 <w:b/>
+                <w:sz w:val="20"/>
+                <w:szCs w:val="20"/>
               </w:rPr>
             </w:pPr>
             <w:r>
@@ -10798,6 +11136,8 @@
                 <w:rFonts w:ascii="Roboto" w:hAnsi="Roboto"/>
                 <w:b/>
                 <w:spacing w:val="-2"/>
+                <w:sz w:val="20"/>
+                <w:szCs w:val="20"/>
               </w:rPr>
               <w:t>Gross</w:t>
             </w:r>
@@ -10816,6 +11156,8 @@
               <w:rPr>
                 <w:rFonts w:ascii="Roboto" w:hAnsi="Roboto"/>
                 <w:b/>
+                <w:sz w:val="20"/>
+                <w:szCs w:val="20"/>
               </w:rPr>
             </w:pPr>
             <w:bookmarkStart w:id="21" w:name="Gross1"/>
@@ -10824,6 +11166,8 @@
                 <w:rFonts w:ascii="Roboto" w:hAnsi="Roboto"/>
                 <w:b/>
                 <w:spacing w:val="-2"/>
+                <w:sz w:val="20"/>
+                <w:szCs w:val="20"/>
               </w:rPr>
               <w:t>00</w:t>
             </w:r>
@@ -10843,6 +11187,8 @@
               <w:rPr>
                 <w:rFonts w:ascii="Roboto" w:hAnsi="Roboto"/>
                 <w:b/>
+                <w:sz w:val="20"/>
+                <w:szCs w:val="20"/>
               </w:rPr>
             </w:pPr>
             <w:bookmarkStart w:id="22" w:name="GrossYearly1"/>
@@ -10851,6 +11197,8 @@
                 <w:rFonts w:ascii="Roboto" w:hAnsi="Roboto"/>
                 <w:b/>
                 <w:spacing w:val="-2"/>
+                <w:sz w:val="20"/>
+                <w:szCs w:val="20"/>
               </w:rPr>
               <w:t>00</w:t>
             </w:r>
@@ -10872,12 +11220,16 @@
               <w:ind w:left="12" w:right="4"/>
               <w:rPr>
                 <w:rFonts w:ascii="Roboto" w:hAnsi="Roboto"/>
+                <w:sz w:val="20"/>
+                <w:szCs w:val="20"/>
               </w:rPr>
             </w:pPr>
             <w:r>
               <w:rPr>
                 <w:rFonts w:ascii="Roboto" w:hAnsi="Roboto"/>
                 <w:spacing w:val="-10"/>
+                <w:sz w:val="20"/>
+                <w:szCs w:val="20"/>
               </w:rPr>
               <w:t>C</w:t>
             </w:r>
@@ -10894,6 +11246,8 @@
               <w:rPr>
                 <w:rFonts w:ascii="Roboto" w:hAnsi="Roboto"/>
                 <w:b/>
+                <w:sz w:val="20"/>
+                <w:szCs w:val="20"/>
               </w:rPr>
             </w:pPr>
             <w:r>
@@ -10901,6 +11255,8 @@
                 <w:rFonts w:ascii="Roboto" w:hAnsi="Roboto"/>
                 <w:b/>
                 <w:spacing w:val="-2"/>
+                <w:sz w:val="20"/>
+                <w:szCs w:val="20"/>
               </w:rPr>
               <w:t>Deductions</w:t>
             </w:r>
@@ -10917,6 +11273,8 @@
               <w:jc w:val="right"/>
               <w:rPr>
                 <w:rFonts w:ascii="Roboto" w:hAnsi="Roboto"/>
+                <w:sz w:val="20"/>
+                <w:szCs w:val="20"/>
               </w:rPr>
             </w:pPr>
           </w:p>
@@ -10932,6 +11290,8 @@
               <w:jc w:val="right"/>
               <w:rPr>
                 <w:rFonts w:ascii="Roboto" w:hAnsi="Roboto"/>
+                <w:sz w:val="20"/>
+                <w:szCs w:val="20"/>
               </w:rPr>
             </w:pPr>
           </w:p>
@@ -10952,6 +11312,8 @@
               <w:jc w:val="left"/>
               <w:rPr>
                 <w:rFonts w:ascii="Roboto" w:hAnsi="Roboto"/>
+                <w:sz w:val="20"/>
+                <w:szCs w:val="20"/>
               </w:rPr>
             </w:pPr>
           </w:p>
@@ -10968,11 +11330,15 @@
               <w:jc w:val="left"/>
               <w:rPr>
                 <w:rFonts w:ascii="Roboto" w:hAnsi="Roboto"/>
+                <w:sz w:val="20"/>
+                <w:szCs w:val="20"/>
               </w:rPr>
             </w:pPr>
             <w:r>
               <w:rPr>
                 <w:rFonts w:ascii="Roboto" w:hAnsi="Roboto"/>
+                <w:sz w:val="20"/>
+                <w:szCs w:val="20"/>
               </w:rPr>
               <w:t>Professional</w:t>
             </w:r>
@@ -10980,6 +11346,8 @@
               <w:rPr>
                 <w:rFonts w:ascii="Roboto" w:hAnsi="Roboto"/>
                 <w:spacing w:val="-7"/>
+                <w:sz w:val="20"/>
+                <w:szCs w:val="20"/>
               </w:rPr>
               <w:t xml:space="preserve"> </w:t>
             </w:r>
@@ -10987,6 +11355,8 @@
               <w:rPr>
                 <w:rFonts w:ascii="Roboto" w:hAnsi="Roboto"/>
                 <w:spacing w:val="-5"/>
+                <w:sz w:val="20"/>
+                <w:szCs w:val="20"/>
               </w:rPr>
               <w:t>Tax</w:t>
             </w:r>
@@ -11004,6 +11374,8 @@
               <w:jc w:val="right"/>
               <w:rPr>
                 <w:rFonts w:ascii="Roboto" w:hAnsi="Roboto"/>
+                <w:sz w:val="20"/>
+                <w:szCs w:val="20"/>
               </w:rPr>
             </w:pPr>
             <w:bookmarkStart w:id="23" w:name="ProfessionalTax"/>
@@ -11011,6 +11383,8 @@
               <w:rPr>
                 <w:rFonts w:ascii="Roboto" w:hAnsi="Roboto"/>
                 <w:spacing w:val="-2"/>
+                <w:sz w:val="20"/>
+                <w:szCs w:val="20"/>
               </w:rPr>
               <w:t>00</w:t>
             </w:r>
@@ -11029,6 +11403,8 @@
               <w:jc w:val="right"/>
               <w:rPr>
                 <w:rFonts w:ascii="Roboto" w:hAnsi="Roboto"/>
+                <w:sz w:val="20"/>
+                <w:szCs w:val="20"/>
               </w:rPr>
             </w:pPr>
             <w:bookmarkStart w:id="24" w:name="ProfessionalTaxYearly"/>
@@ -11036,6 +11412,8 @@
               <w:rPr>
                 <w:rFonts w:ascii="Roboto" w:hAnsi="Roboto"/>
                 <w:spacing w:val="-2"/>
+                <w:sz w:val="20"/>
+                <w:szCs w:val="20"/>
               </w:rPr>
               <w:t>00</w:t>
             </w:r>
@@ -11058,6 +11436,8 @@
               <w:jc w:val="left"/>
               <w:rPr>
                 <w:rFonts w:ascii="Roboto" w:hAnsi="Roboto"/>
+                <w:sz w:val="20"/>
+                <w:szCs w:val="20"/>
               </w:rPr>
             </w:pPr>
           </w:p>
@@ -11073,11 +11453,15 @@
               <w:jc w:val="left"/>
               <w:rPr>
                 <w:rFonts w:ascii="Roboto" w:hAnsi="Roboto"/>
+                <w:sz w:val="20"/>
+                <w:szCs w:val="20"/>
               </w:rPr>
             </w:pPr>
             <w:r>
               <w:rPr>
                 <w:rFonts w:ascii="Roboto" w:hAnsi="Roboto"/>
+                <w:sz w:val="20"/>
+                <w:szCs w:val="20"/>
               </w:rPr>
               <w:t>Provident</w:t>
             </w:r>
@@ -11085,6 +11469,8 @@
               <w:rPr>
                 <w:rFonts w:ascii="Roboto" w:hAnsi="Roboto"/>
                 <w:spacing w:val="-9"/>
+                <w:sz w:val="20"/>
+                <w:szCs w:val="20"/>
               </w:rPr>
               <w:t xml:space="preserve"> </w:t>
             </w:r>
@@ -11092,6 +11478,8 @@
               <w:rPr>
                 <w:rFonts w:ascii="Roboto" w:hAnsi="Roboto"/>
                 <w:spacing w:val="-4"/>
+                <w:sz w:val="20"/>
+                <w:szCs w:val="20"/>
               </w:rPr>
               <w:t>Fund</w:t>
             </w:r>
@@ -11108,6 +11496,8 @@
               <w:jc w:val="right"/>
               <w:rPr>
                 <w:rFonts w:ascii="Roboto" w:hAnsi="Roboto"/>
+                <w:sz w:val="20"/>
+                <w:szCs w:val="20"/>
               </w:rPr>
             </w:pPr>
             <w:bookmarkStart w:id="25" w:name="ProvidentFund"/>
@@ -11115,6 +11505,8 @@
               <w:rPr>
                 <w:rFonts w:ascii="Roboto" w:hAnsi="Roboto"/>
                 <w:spacing w:val="-2"/>
+                <w:sz w:val="20"/>
+                <w:szCs w:val="20"/>
               </w:rPr>
               <w:t>00</w:t>
             </w:r>
@@ -11132,6 +11524,8 @@
               <w:jc w:val="right"/>
               <w:rPr>
                 <w:rFonts w:ascii="Roboto" w:hAnsi="Roboto"/>
+                <w:sz w:val="20"/>
+                <w:szCs w:val="20"/>
               </w:rPr>
             </w:pPr>
             <w:bookmarkStart w:id="26" w:name="ProvidentFundYearly"/>
@@ -11139,6 +11533,8 @@
               <w:rPr>
                 <w:rFonts w:ascii="Roboto" w:hAnsi="Roboto"/>
                 <w:spacing w:val="-2"/>
+                <w:sz w:val="20"/>
+                <w:szCs w:val="20"/>
               </w:rPr>
               <w:t>00</w:t>
             </w:r>
@@ -11161,6 +11557,8 @@
               <w:jc w:val="left"/>
               <w:rPr>
                 <w:rFonts w:ascii="Roboto" w:hAnsi="Roboto"/>
+                <w:sz w:val="20"/>
+                <w:szCs w:val="20"/>
               </w:rPr>
             </w:pPr>
           </w:p>
@@ -11176,12 +11574,16 @@
               <w:jc w:val="left"/>
               <w:rPr>
                 <w:rFonts w:ascii="Roboto" w:hAnsi="Roboto"/>
+                <w:sz w:val="20"/>
+                <w:szCs w:val="20"/>
               </w:rPr>
             </w:pPr>
             <w:r>
               <w:rPr>
                 <w:rFonts w:ascii="Roboto" w:hAnsi="Roboto"/>
                 <w:spacing w:val="-5"/>
+                <w:sz w:val="20"/>
+                <w:szCs w:val="20"/>
               </w:rPr>
               <w:t>ESI</w:t>
             </w:r>
@@ -11198,12 +11600,16 @@
               <w:jc w:val="right"/>
               <w:rPr>
                 <w:rFonts w:ascii="Roboto" w:hAnsi="Roboto"/>
+                <w:sz w:val="20"/>
+                <w:szCs w:val="20"/>
               </w:rPr>
             </w:pPr>
             <w:r>
               <w:rPr>
                 <w:rFonts w:ascii="Roboto" w:hAnsi="Roboto"/>
                 <w:spacing w:val="-4"/>
+                <w:sz w:val="20"/>
+                <w:szCs w:val="20"/>
               </w:rPr>
               <w:t>0.00</w:t>
             </w:r>
@@ -11220,12 +11626,16 @@
               <w:jc w:val="right"/>
               <w:rPr>
                 <w:rFonts w:ascii="Roboto" w:hAnsi="Roboto"/>
+                <w:sz w:val="20"/>
+                <w:szCs w:val="20"/>
               </w:rPr>
             </w:pPr>
             <w:r>
               <w:rPr>
                 <w:rFonts w:ascii="Roboto" w:hAnsi="Roboto"/>
                 <w:spacing w:val="-4"/>
+                <w:sz w:val="20"/>
+                <w:szCs w:val="20"/>
               </w:rPr>
               <w:t>0.00</w:t>
             </w:r>
@@ -11248,12 +11658,16 @@
               <w:ind w:left="12"/>
               <w:rPr>
                 <w:rFonts w:ascii="Roboto" w:hAnsi="Roboto"/>
+                <w:sz w:val="20"/>
+                <w:szCs w:val="20"/>
               </w:rPr>
             </w:pPr>
             <w:r>
               <w:rPr>
                 <w:rFonts w:ascii="Roboto" w:hAnsi="Roboto"/>
                 <w:spacing w:val="-10"/>
+                <w:sz w:val="20"/>
+                <w:szCs w:val="20"/>
               </w:rPr>
               <w:t>D</w:t>
             </w:r>
@@ -11272,12 +11686,16 @@
               <w:rPr>
                 <w:rFonts w:ascii="Roboto" w:hAnsi="Roboto"/>
                 <w:b/>
+                <w:sz w:val="20"/>
+                <w:szCs w:val="20"/>
               </w:rPr>
             </w:pPr>
             <w:r>
               <w:rPr>
                 <w:rFonts w:ascii="Roboto" w:hAnsi="Roboto"/>
                 <w:b/>
+                <w:sz w:val="20"/>
+                <w:szCs w:val="20"/>
               </w:rPr>
               <w:t>Net</w:t>
             </w:r>
@@ -11286,6 +11704,8 @@
                 <w:rFonts w:ascii="Roboto" w:hAnsi="Roboto"/>
                 <w:b/>
                 <w:spacing w:val="-4"/>
+                <w:sz w:val="20"/>
+                <w:szCs w:val="20"/>
               </w:rPr>
               <w:t xml:space="preserve"> </w:t>
             </w:r>
@@ -11293,6 +11713,8 @@
               <w:rPr>
                 <w:rFonts w:ascii="Roboto" w:hAnsi="Roboto"/>
                 <w:b/>
+                <w:sz w:val="20"/>
+                <w:szCs w:val="20"/>
               </w:rPr>
               <w:t>Take</w:t>
             </w:r>
@@ -11301,6 +11723,8 @@
                 <w:rFonts w:ascii="Roboto" w:hAnsi="Roboto"/>
                 <w:b/>
                 <w:spacing w:val="-4"/>
+                <w:sz w:val="20"/>
+                <w:szCs w:val="20"/>
               </w:rPr>
               <w:t xml:space="preserve"> Home</w:t>
             </w:r>
@@ -11320,6 +11744,8 @@
               <w:rPr>
                 <w:rFonts w:ascii="Roboto" w:hAnsi="Roboto"/>
                 <w:b/>
+                <w:sz w:val="20"/>
+                <w:szCs w:val="20"/>
               </w:rPr>
             </w:pPr>
             <w:bookmarkStart w:id="27" w:name="NetTakeHome"/>
@@ -11328,6 +11754,8 @@
                 <w:rFonts w:ascii="Roboto" w:hAnsi="Roboto"/>
                 <w:b/>
                 <w:spacing w:val="-2"/>
+                <w:sz w:val="20"/>
+                <w:szCs w:val="20"/>
               </w:rPr>
               <w:t>00</w:t>
             </w:r>
@@ -11348,6 +11776,8 @@
               <w:rPr>
                 <w:rFonts w:ascii="Roboto" w:hAnsi="Roboto"/>
                 <w:b/>
+                <w:sz w:val="20"/>
+                <w:szCs w:val="20"/>
               </w:rPr>
             </w:pPr>
             <w:bookmarkStart w:id="28" w:name="NetTakeHomeYearly"/>
@@ -11356,6 +11786,8 @@
                 <w:rFonts w:ascii="Roboto" w:hAnsi="Roboto"/>
                 <w:b/>
                 <w:spacing w:val="-2"/>
+                <w:sz w:val="20"/>
+                <w:szCs w:val="20"/>
               </w:rPr>
               <w:t>00</w:t>
             </w:r>
@@ -11377,12 +11809,16 @@
               <w:ind w:left="12" w:right="5"/>
               <w:rPr>
                 <w:rFonts w:ascii="Roboto" w:hAnsi="Roboto"/>
+                <w:sz w:val="20"/>
+                <w:szCs w:val="20"/>
               </w:rPr>
             </w:pPr>
             <w:r>
               <w:rPr>
                 <w:rFonts w:ascii="Roboto" w:hAnsi="Roboto"/>
                 <w:spacing w:val="-10"/>
+                <w:sz w:val="20"/>
+                <w:szCs w:val="20"/>
               </w:rPr>
               <w:t>E</w:t>
             </w:r>
@@ -11400,12 +11836,16 @@
               <w:rPr>
                 <w:rFonts w:ascii="Roboto" w:hAnsi="Roboto"/>
                 <w:b/>
+                <w:sz w:val="20"/>
+                <w:szCs w:val="20"/>
               </w:rPr>
             </w:pPr>
             <w:r>
               <w:rPr>
                 <w:rFonts w:ascii="Roboto" w:hAnsi="Roboto"/>
                 <w:b/>
+                <w:sz w:val="20"/>
+                <w:szCs w:val="20"/>
               </w:rPr>
               <w:t>Company's</w:t>
             </w:r>
@@ -11414,6 +11854,8 @@
                 <w:rFonts w:ascii="Roboto" w:hAnsi="Roboto"/>
                 <w:b/>
                 <w:spacing w:val="-7"/>
+                <w:sz w:val="20"/>
+                <w:szCs w:val="20"/>
               </w:rPr>
               <w:t xml:space="preserve"> </w:t>
             </w:r>
@@ -11422,6 +11864,8 @@
                 <w:rFonts w:ascii="Roboto" w:hAnsi="Roboto"/>
                 <w:b/>
                 <w:spacing w:val="-2"/>
+                <w:sz w:val="20"/>
+                <w:szCs w:val="20"/>
               </w:rPr>
               <w:t>Contribution</w:t>
             </w:r>
@@ -11438,6 +11882,8 @@
               <w:jc w:val="right"/>
               <w:rPr>
                 <w:rFonts w:ascii="Roboto" w:hAnsi="Roboto"/>
+                <w:sz w:val="20"/>
+                <w:szCs w:val="20"/>
               </w:rPr>
             </w:pPr>
           </w:p>
@@ -11453,6 +11899,8 @@
               <w:jc w:val="right"/>
               <w:rPr>
                 <w:rFonts w:ascii="Roboto" w:hAnsi="Roboto"/>
+                <w:sz w:val="20"/>
+                <w:szCs w:val="20"/>
               </w:rPr>
             </w:pPr>
           </w:p>
@@ -11473,6 +11921,8 @@
               <w:jc w:val="left"/>
               <w:rPr>
                 <w:rFonts w:ascii="Roboto" w:hAnsi="Roboto"/>
+                <w:sz w:val="20"/>
+                <w:szCs w:val="20"/>
               </w:rPr>
             </w:pPr>
           </w:p>
@@ -11488,11 +11938,15 @@
               <w:jc w:val="left"/>
               <w:rPr>
                 <w:rFonts w:ascii="Roboto" w:hAnsi="Roboto"/>
+                <w:sz w:val="20"/>
+                <w:szCs w:val="20"/>
               </w:rPr>
             </w:pPr>
             <w:r>
               <w:rPr>
                 <w:rFonts w:ascii="Roboto" w:hAnsi="Roboto"/>
+                <w:sz w:val="20"/>
+                <w:szCs w:val="20"/>
               </w:rPr>
               <w:t>Provident</w:t>
             </w:r>
@@ -11500,6 +11954,8 @@
               <w:rPr>
                 <w:rFonts w:ascii="Roboto" w:hAnsi="Roboto"/>
                 <w:spacing w:val="-9"/>
+                <w:sz w:val="20"/>
+                <w:szCs w:val="20"/>
               </w:rPr>
               <w:t xml:space="preserve"> </w:t>
             </w:r>
@@ -11507,6 +11963,8 @@
               <w:rPr>
                 <w:rFonts w:ascii="Roboto" w:hAnsi="Roboto"/>
                 <w:spacing w:val="-4"/>
+                <w:sz w:val="20"/>
+                <w:szCs w:val="20"/>
               </w:rPr>
               <w:t>Fund</w:t>
             </w:r>
@@ -11523,6 +11981,8 @@
               <w:jc w:val="right"/>
               <w:rPr>
                 <w:rFonts w:ascii="Roboto" w:hAnsi="Roboto"/>
+                <w:sz w:val="20"/>
+                <w:szCs w:val="20"/>
               </w:rPr>
             </w:pPr>
             <w:bookmarkStart w:id="29" w:name="ProvidentFund1"/>
@@ -11530,6 +11990,8 @@
               <w:rPr>
                 <w:rFonts w:ascii="Roboto" w:hAnsi="Roboto"/>
                 <w:spacing w:val="-2"/>
+                <w:sz w:val="20"/>
+                <w:szCs w:val="20"/>
               </w:rPr>
               <w:t>00</w:t>
             </w:r>
@@ -11547,6 +12009,8 @@
               <w:jc w:val="right"/>
               <w:rPr>
                 <w:rFonts w:ascii="Roboto" w:hAnsi="Roboto"/>
+                <w:sz w:val="20"/>
+                <w:szCs w:val="20"/>
               </w:rPr>
             </w:pPr>
             <w:bookmarkStart w:id="30" w:name="ProvidentFund1Yearly"/>
@@ -11554,6 +12018,8 @@
               <w:rPr>
                 <w:rFonts w:ascii="Roboto" w:hAnsi="Roboto"/>
                 <w:spacing w:val="-2"/>
+                <w:sz w:val="20"/>
+                <w:szCs w:val="20"/>
               </w:rPr>
               <w:t>00</w:t>
             </w:r>
@@ -11576,6 +12042,8 @@
               <w:jc w:val="left"/>
               <w:rPr>
                 <w:rFonts w:ascii="Roboto" w:hAnsi="Roboto"/>
+                <w:sz w:val="20"/>
+                <w:szCs w:val="20"/>
               </w:rPr>
             </w:pPr>
           </w:p>
@@ -11592,12 +12060,16 @@
               <w:jc w:val="left"/>
               <w:rPr>
                 <w:rFonts w:ascii="Roboto" w:hAnsi="Roboto"/>
+                <w:sz w:val="20"/>
+                <w:szCs w:val="20"/>
               </w:rPr>
             </w:pPr>
             <w:r>
               <w:rPr>
                 <w:rFonts w:ascii="Roboto" w:hAnsi="Roboto"/>
                 <w:spacing w:val="-5"/>
+                <w:sz w:val="20"/>
+                <w:szCs w:val="20"/>
               </w:rPr>
               <w:t>Variable Pay</w:t>
             </w:r>
@@ -11615,12 +12087,16 @@
               <w:jc w:val="right"/>
               <w:rPr>
                 <w:rFonts w:ascii="Roboto" w:hAnsi="Roboto"/>
+                <w:sz w:val="20"/>
+                <w:szCs w:val="20"/>
               </w:rPr>
             </w:pPr>
             <w:r>
               <w:rPr>
                 <w:rFonts w:ascii="Roboto" w:hAnsi="Roboto"/>
                 <w:spacing w:val="-4"/>
+                <w:sz w:val="20"/>
+                <w:szCs w:val="20"/>
               </w:rPr>
               <w:t>0.00</w:t>
             </w:r>
@@ -11638,12 +12114,16 @@
               <w:jc w:val="right"/>
               <w:rPr>
                 <w:rFonts w:ascii="Roboto" w:hAnsi="Roboto"/>
+                <w:sz w:val="20"/>
+                <w:szCs w:val="20"/>
               </w:rPr>
             </w:pPr>
             <w:r>
               <w:rPr>
                 <w:rFonts w:ascii="Roboto" w:hAnsi="Roboto"/>
                 <w:spacing w:val="-4"/>
+                <w:sz w:val="20"/>
+                <w:szCs w:val="20"/>
               </w:rPr>
               <w:t>0.00</w:t>
             </w:r>
@@ -11665,6 +12145,8 @@
               <w:jc w:val="left"/>
               <w:rPr>
                 <w:rFonts w:ascii="Roboto" w:hAnsi="Roboto"/>
+                <w:sz w:val="20"/>
+                <w:szCs w:val="20"/>
               </w:rPr>
             </w:pPr>
           </w:p>
@@ -11680,6 +12162,8 @@
               <w:jc w:val="left"/>
               <w:rPr>
                 <w:rFonts w:ascii="Roboto" w:hAnsi="Roboto"/>
+                <w:sz w:val="20"/>
+                <w:szCs w:val="20"/>
               </w:rPr>
             </w:pPr>
           </w:p>
@@ -11695,6 +12179,8 @@
               <w:jc w:val="right"/>
               <w:rPr>
                 <w:rFonts w:ascii="Roboto" w:hAnsi="Roboto"/>
+                <w:sz w:val="20"/>
+                <w:szCs w:val="20"/>
               </w:rPr>
             </w:pPr>
           </w:p>
@@ -11710,6 +12196,8 @@
               <w:jc w:val="right"/>
               <w:rPr>
                 <w:rFonts w:ascii="Roboto" w:hAnsi="Roboto"/>
+                <w:sz w:val="20"/>
+                <w:szCs w:val="20"/>
               </w:rPr>
             </w:pPr>
           </w:p>
@@ -11731,6 +12219,8 @@
               <w:jc w:val="left"/>
               <w:rPr>
                 <w:rFonts w:ascii="Roboto" w:hAnsi="Roboto"/>
+                <w:sz w:val="20"/>
+                <w:szCs w:val="20"/>
               </w:rPr>
             </w:pPr>
           </w:p>
@@ -11747,12 +12237,16 @@
               <w:rPr>
                 <w:rFonts w:ascii="Roboto" w:hAnsi="Roboto"/>
                 <w:b/>
+                <w:sz w:val="20"/>
+                <w:szCs w:val="20"/>
               </w:rPr>
             </w:pPr>
             <w:r>
               <w:rPr>
                 <w:rFonts w:ascii="Roboto" w:hAnsi="Roboto"/>
                 <w:b/>
+                <w:sz w:val="20"/>
+                <w:szCs w:val="20"/>
               </w:rPr>
               <w:t>CTC</w:t>
             </w:r>
@@ -11761,6 +12255,8 @@
                 <w:rFonts w:ascii="Roboto" w:hAnsi="Roboto"/>
                 <w:b/>
                 <w:spacing w:val="-2"/>
+                <w:sz w:val="20"/>
+                <w:szCs w:val="20"/>
               </w:rPr>
               <w:t xml:space="preserve"> Amount</w:t>
             </w:r>
@@ -11779,6 +12275,8 @@
               <w:rPr>
                 <w:rFonts w:ascii="Roboto" w:hAnsi="Roboto"/>
                 <w:b/>
+                <w:sz w:val="20"/>
+                <w:szCs w:val="20"/>
               </w:rPr>
             </w:pPr>
             <w:bookmarkStart w:id="31" w:name="MonthlyCTC"/>
@@ -11787,6 +12285,8 @@
                 <w:rFonts w:ascii="Roboto" w:hAnsi="Roboto"/>
                 <w:b/>
                 <w:spacing w:val="-2"/>
+                <w:sz w:val="20"/>
+                <w:szCs w:val="20"/>
               </w:rPr>
               <w:t>00</w:t>
             </w:r>
@@ -11806,6 +12306,8 @@
               <w:rPr>
                 <w:rFonts w:ascii="Roboto" w:hAnsi="Roboto"/>
                 <w:b/>
+                <w:sz w:val="20"/>
+                <w:szCs w:val="20"/>
               </w:rPr>
             </w:pPr>
             <w:bookmarkStart w:id="32" w:name="CTCAnnual1"/>
@@ -11814,6 +12316,8 @@
                 <w:rFonts w:ascii="Roboto" w:hAnsi="Roboto"/>
                 <w:b/>
                 <w:spacing w:val="-2"/>
+                <w:sz w:val="20"/>
+                <w:szCs w:val="20"/>
               </w:rPr>
               <w:t>00</w:t>
             </w:r>
@@ -11826,6 +12330,8 @@
       <w:pPr>
         <w:rPr>
           <w:rFonts w:ascii="Roboto" w:hAnsi="Roboto"/>
+          <w:sz w:val="20"/>
+          <w:szCs w:val="20"/>
         </w:rPr>
       </w:pPr>
     </w:p>

--- a/Backend/Templates/OfferLetterTemplates.docx
+++ b/Backend/Templates/OfferLetterTemplates.docx
@@ -29,7 +29,7 @@
           <w:sz w:val="20"/>
           <w:szCs w:val="20"/>
         </w:rPr>
-        <w:t xml:space="preserve">     </w:t>
+        <w:t xml:space="preserve">    </w:t>
       </w:r>
       <w:r>
         <w:rPr>
@@ -2912,25 +2912,7 @@
           <w:sz w:val="20"/>
           <w:szCs w:val="20"/>
         </w:rPr>
-        <w:t>(</w:t>
-      </w:r>
-      <w:proofErr w:type="spellStart"/>
-      <w:r>
-        <w:rPr>
-          <w:rFonts w:ascii="Roboto" w:hAnsi="Roboto"/>
-          <w:sz w:val="20"/>
-          <w:szCs w:val="20"/>
-        </w:rPr>
-        <w:t>i</w:t>
-      </w:r>
-      <w:proofErr w:type="spellEnd"/>
-      <w:r>
-        <w:rPr>
-          <w:rFonts w:ascii="Roboto" w:hAnsi="Roboto"/>
-          <w:sz w:val="20"/>
-          <w:szCs w:val="20"/>
-        </w:rPr>
-        <w:t>)</w:t>
+        <w:t>(i)</w:t>
       </w:r>
       <w:r>
         <w:rPr>
@@ -6844,7 +6826,7 @@
           <w:sz w:val="20"/>
           <w:szCs w:val="20"/>
         </w:rPr>
-        <w:t>notice of your termination from employment.</w:t>
+        <w:t>notice of your termination from employment</w:t>
       </w:r>
     </w:p>
     <w:p>
@@ -7020,7 +7002,6 @@
         </w:rPr>
         <w:t xml:space="preserve"> </w:t>
       </w:r>
-      <w:proofErr w:type="spellStart"/>
       <w:proofErr w:type="gramStart"/>
       <w:r>
         <w:rPr>
@@ -7041,7 +7022,6 @@
         </w:rPr>
         <w:t>XXXX</w:t>
       </w:r>
-      <w:proofErr w:type="spellEnd"/>
       <w:proofErr w:type="gramEnd"/>
       <w:r>
         <w:rPr>
@@ -7086,13 +7066,28 @@
     </w:p>
     <w:p>
       <w:pPr>
-        <w:ind w:left="3156"/>
-        <w:rPr>
-          <w:rFonts w:ascii="Roboto" w:hAnsi="Roboto"/>
-          <w:sz w:val="20"/>
-          <w:szCs w:val="20"/>
-        </w:rPr>
-      </w:pPr>
+        <w:rPr>
+          <w:rFonts w:ascii="Roboto" w:hAnsi="Roboto"/>
+          <w:sz w:val="20"/>
+          <w:szCs w:val="20"/>
+        </w:rPr>
+      </w:pPr>
+      <w:r>
+        <w:rPr>
+          <w:rFonts w:ascii="Roboto" w:hAnsi="Roboto"/>
+          <w:sz w:val="20"/>
+          <w:szCs w:val="20"/>
+        </w:rPr>
+        <w:t xml:space="preserve">                                                    </w:t>
+      </w:r>
+      <w:r>
+        <w:rPr>
+          <w:rFonts w:ascii="Roboto" w:hAnsi="Roboto"/>
+          <w:sz w:val="20"/>
+          <w:szCs w:val="20"/>
+        </w:rPr>
+        <w:t xml:space="preserve"> </w:t>
+      </w:r>
       <w:r>
         <w:rPr>
           <w:rFonts w:ascii="Roboto" w:hAnsi="Roboto"/>
@@ -7195,7 +7190,6 @@
         </w:rPr>
         <w:t xml:space="preserve"> </w:t>
       </w:r>
-      <w:proofErr w:type="spellStart"/>
       <w:proofErr w:type="gramStart"/>
       <w:r>
         <w:rPr>
@@ -7217,7 +7211,6 @@
         <w:t>XXXX</w:t>
       </w:r>
       <w:bookmarkEnd w:id="7"/>
-      <w:proofErr w:type="spellEnd"/>
       <w:proofErr w:type="gramEnd"/>
       <w:r>
         <w:rPr>
